--- a/docs/HPV_supplementary_v2.docx
+++ b/docs/HPV_supplementary_v2.docx
@@ -9790,7 +9790,7 @@
               <w:rPr>
                 <w:sz w:val="18"/>
               </w:rPr>
-              <w:t>Lesion recurrence (≥CIN2 / HSIL+ or invasive carcinoma)</w:t>
+              <w:t>Lesion recurrence (≥CIN2 / HSIL+ or invasive carcinoma) — ≥2 dose + 3-mo landmark PRIMARY</w:t>
             </w:r>
           </w:p>
         </w:tc>
@@ -9804,7 +9804,7 @@
               <w:rPr>
                 <w:sz w:val="18"/>
               </w:rPr>
-              <w:t>13 / 241</w:t>
+              <w:t>10 / 204</w:t>
             </w:r>
           </w:p>
         </w:tc>
@@ -9818,7 +9818,7 @@
               <w:rPr>
                 <w:sz w:val="18"/>
               </w:rPr>
-              <w:t>57 / 867</w:t>
+              <w:t>33 / 730</w:t>
             </w:r>
           </w:p>
         </w:tc>
@@ -9832,7 +9832,7 @@
               <w:rPr>
                 <w:sz w:val="18"/>
               </w:rPr>
-              <w:t>9.2</w:t>
+              <w:t>8.8</w:t>
             </w:r>
           </w:p>
         </w:tc>
@@ -9846,7 +9846,7 @@
               <w:rPr>
                 <w:sz w:val="18"/>
               </w:rPr>
-              <w:t>11.3</w:t>
+              <w:t>8.4</w:t>
             </w:r>
           </w:p>
         </w:tc>
@@ -9860,7 +9860,7 @@
               <w:rPr>
                 <w:sz w:val="18"/>
               </w:rPr>
-              <w:t>0.80 (0.44–1.43)</w:t>
+              <w:t>1.01 (0.49–2.06)</w:t>
             </w:r>
           </w:p>
         </w:tc>
@@ -9874,7 +9874,7 @@
               <w:rPr>
                 <w:sz w:val="18"/>
               </w:rPr>
-              <w:t>0.445</w:t>
+              <w:t>0.985</w:t>
             </w:r>
           </w:p>
         </w:tc>
@@ -9888,7 +9888,7 @@
               <w:rPr>
                 <w:sz w:val="18"/>
               </w:rPr>
-              <w:t>0.820</w:t>
+              <w:t>—</w:t>
             </w:r>
           </w:p>
         </w:tc>
@@ -9918,7 +9918,7 @@
               <w:rPr>
                 <w:sz w:val="18"/>
               </w:rPr>
-              <w:t>hr-HPV clearance / regression (pre-vaccine HPV+ baseline)</w:t>
+              <w:t>hr-HPV clearance (two consecutive negatives; pre-vaccine HPV+ baseline) — ≥2 dose + 3-mo landmark PRIMARY</w:t>
             </w:r>
           </w:p>
         </w:tc>
@@ -9932,7 +9932,7 @@
               <w:rPr>
                 <w:sz w:val="18"/>
               </w:rPr>
-              <w:t>40 / 110</w:t>
+              <w:t>31 / 92</w:t>
             </w:r>
           </w:p>
         </w:tc>
@@ -9946,7 +9946,7 @@
               <w:rPr>
                 <w:sz w:val="18"/>
               </w:rPr>
-              <w:t>48 / 182</w:t>
+              <w:t>28 / 143</w:t>
             </w:r>
           </w:p>
         </w:tc>
@@ -9960,7 +9960,7 @@
               <w:rPr>
                 <w:sz w:val="18"/>
               </w:rPr>
-              <w:t>99.5</w:t>
+              <w:t>95.7</w:t>
             </w:r>
           </w:p>
         </w:tc>
@@ -9974,7 +9974,7 @@
               <w:rPr>
                 <w:sz w:val="18"/>
               </w:rPr>
-              <w:t>62.8</w:t>
+              <w:t>45.4</w:t>
             </w:r>
           </w:p>
         </w:tc>
@@ -9988,7 +9988,7 @@
               <w:rPr>
                 <w:sz w:val="18"/>
               </w:rPr>
-              <w:t>1.40 (0.92–2.11)</w:t>
+              <w:t>1.85 (1.09–3.17)</w:t>
             </w:r>
           </w:p>
         </w:tc>
@@ -10002,7 +10002,7 @@
               <w:rPr>
                 <w:sz w:val="18"/>
               </w:rPr>
-              <w:t>0.114</w:t>
+              <w:t>0.024</w:t>
             </w:r>
           </w:p>
         </w:tc>
@@ -10016,7 +10016,7 @@
               <w:rPr>
                 <w:sz w:val="18"/>
               </w:rPr>
-              <w:t>0.028</w:t>
+              <w:t>—</w:t>
             </w:r>
           </w:p>
         </w:tc>
@@ -10046,7 +10046,7 @@
               <w:rPr>
                 <w:sz w:val="18"/>
               </w:rPr>
-              <w:t>Post-index hr-HPV detection (sensitivity, full cohort)</w:t>
+              <w:t>Sustained clearance duration — vaccinated (median, IQR years)</w:t>
             </w:r>
           </w:p>
         </w:tc>
@@ -10060,7 +10060,7 @@
               <w:rPr>
                 <w:sz w:val="18"/>
               </w:rPr>
-              <w:t>149 / 241</w:t>
+              <w:t>31 clearance events</w:t>
             </w:r>
           </w:p>
         </w:tc>
@@ -10074,7 +10074,7 @@
               <w:rPr>
                 <w:sz w:val="18"/>
               </w:rPr>
-              <w:t>546 / 867</w:t>
+              <w:t>—</w:t>
             </w:r>
           </w:p>
         </w:tc>
@@ -10088,7 +10088,7 @@
               <w:rPr>
                 <w:sz w:val="18"/>
               </w:rPr>
-              <w:t>182.7</w:t>
+              <w:t>—</w:t>
             </w:r>
           </w:p>
         </w:tc>
@@ -10102,7 +10102,7 @@
               <w:rPr>
                 <w:sz w:val="18"/>
               </w:rPr>
-              <w:t>202.8</w:t>
+              <w:t>—</w:t>
             </w:r>
           </w:p>
         </w:tc>
@@ -10116,7 +10116,7 @@
               <w:rPr>
                 <w:sz w:val="18"/>
               </w:rPr>
-              <w:t>0.91 (0.76–1.08)</w:t>
+              <w:t>3.20 (2.14–7.53)</w:t>
             </w:r>
           </w:p>
         </w:tc>
@@ -10130,7 +10130,7 @@
               <w:rPr>
                 <w:sz w:val="18"/>
               </w:rPr>
-              <w:t>0.272</w:t>
+              <w:t>—</w:t>
             </w:r>
           </w:p>
         </w:tc>
@@ -10174,7 +10174,7 @@
               <w:rPr>
                 <w:sz w:val="18"/>
               </w:rPr>
-              <w:t>Novel-type acquisition (post-index type not in pre-vaccine baseline)</w:t>
+              <w:t>Sustained clearance duration — non-vaccinated (median, IQR years)</w:t>
             </w:r>
           </w:p>
         </w:tc>
@@ -10188,7 +10188,7 @@
               <w:rPr>
                 <w:sz w:val="18"/>
               </w:rPr>
-              <w:t>46 / 206</w:t>
+              <w:t>—</w:t>
             </w:r>
           </w:p>
         </w:tc>
@@ -10202,7 +10202,7 @@
               <w:rPr>
                 <w:sz w:val="18"/>
               </w:rPr>
-              <w:t>107 / 583</w:t>
+              <w:t>28 clearance events</w:t>
             </w:r>
           </w:p>
         </w:tc>
@@ -10216,7 +10216,7 @@
               <w:rPr>
                 <w:sz w:val="18"/>
               </w:rPr>
-              <w:t>47.5</w:t>
+              <w:t>—</w:t>
             </w:r>
           </w:p>
         </w:tc>
@@ -10230,7 +10230,7 @@
               <w:rPr>
                 <w:sz w:val="18"/>
               </w:rPr>
-              <w:t>39.3</w:t>
+              <w:t>—</w:t>
             </w:r>
           </w:p>
         </w:tc>
@@ -10244,7 +10244,7 @@
               <w:rPr>
                 <w:sz w:val="18"/>
               </w:rPr>
-              <w:t>1.21 (0.87–1.69)</w:t>
+              <w:t>2.59 (1.69–4.76)</w:t>
             </w:r>
           </w:p>
         </w:tc>
@@ -10258,7 +10258,7 @@
               <w:rPr>
                 <w:sz w:val="18"/>
               </w:rPr>
-              <w:t>0.248</w:t>
+              <w:t>—</w:t>
             </w:r>
           </w:p>
         </w:tc>
@@ -10302,7 +10302,7 @@
               <w:rPr>
                 <w:sz w:val="18"/>
               </w:rPr>
-              <w:t>HPV-16 clearance (pre-vaccine 16+ baseline)</w:t>
+              <w:t>Reversion (HR-HPV+ reappears) — vaccinated</w:t>
             </w:r>
           </w:p>
         </w:tc>
@@ -10316,7 +10316,7 @@
               <w:rPr>
                 <w:sz w:val="18"/>
               </w:rPr>
-              <w:t>42 / 64</w:t>
+              <w:t>13 / 31 (41.9%)</w:t>
             </w:r>
           </w:p>
         </w:tc>
@@ -10330,7 +10330,7 @@
               <w:rPr>
                 <w:sz w:val="18"/>
               </w:rPr>
-              <w:t>48 / 80</w:t>
+              <w:t>—</w:t>
             </w:r>
           </w:p>
         </w:tc>
@@ -10344,7 +10344,7 @@
               <w:rPr>
                 <w:sz w:val="18"/>
               </w:rPr>
-              <w:t>262.2</w:t>
+              <w:t>—</w:t>
             </w:r>
           </w:p>
         </w:tc>
@@ -10358,7 +10358,7 @@
               <w:rPr>
                 <w:sz w:val="18"/>
               </w:rPr>
-              <w:t>228.2</w:t>
+              <w:t>—</w:t>
             </w:r>
           </w:p>
         </w:tc>
@@ -10372,7 +10372,7 @@
               <w:rPr>
                 <w:sz w:val="18"/>
               </w:rPr>
-              <w:t>1.05 (0.74–1.49)</w:t>
+              <w:t>—</w:t>
             </w:r>
           </w:p>
         </w:tc>
@@ -10386,7 +10386,7 @@
               <w:rPr>
                 <w:sz w:val="18"/>
               </w:rPr>
-              <w:t>0.785</w:t>
+              <w:t>—</w:t>
             </w:r>
           </w:p>
         </w:tc>
@@ -10430,7 +10430,7 @@
               <w:rPr>
                 <w:sz w:val="18"/>
               </w:rPr>
-              <w:t>HPV-18 clearance (pre-vaccine 18+ baseline)</w:t>
+              <w:t>Reversion (HR-HPV+ reappears) — non-vaccinated</w:t>
             </w:r>
           </w:p>
         </w:tc>
@@ -10444,7 +10444,7 @@
               <w:rPr>
                 <w:sz w:val="18"/>
               </w:rPr>
-              <w:t>25 / 45</w:t>
+              <w:t>—</w:t>
             </w:r>
           </w:p>
         </w:tc>
@@ -10458,7 +10458,7 @@
               <w:rPr>
                 <w:sz w:val="18"/>
               </w:rPr>
-              <w:t>33 / 57</w:t>
+              <w:t>13 / 28 (46.4%)</w:t>
             </w:r>
           </w:p>
         </w:tc>
@@ -10472,7 +10472,7 @@
               <w:rPr>
                 <w:sz w:val="18"/>
               </w:rPr>
-              <w:t>204.0</w:t>
+              <w:t>—</w:t>
             </w:r>
           </w:p>
         </w:tc>
@@ -10486,7 +10486,7 @@
               <w:rPr>
                 <w:sz w:val="18"/>
               </w:rPr>
-              <w:t>239.8</w:t>
+              <w:t>—</w:t>
             </w:r>
           </w:p>
         </w:tc>
@@ -10500,7 +10500,7 @@
               <w:rPr>
                 <w:sz w:val="18"/>
               </w:rPr>
-              <w:t>0.84 (0.56–1.26)</w:t>
+              <w:t>—</w:t>
             </w:r>
           </w:p>
         </w:tc>
@@ -10514,7 +10514,391 @@
               <w:rPr>
                 <w:sz w:val="18"/>
               </w:rPr>
-              <w:t>0.398</w:t>
+              <w:t>—</w:t>
+            </w:r>
+          </w:p>
+        </w:tc>
+        <w:tc>
+          <w:tcPr>
+            <w:tcW w:type="dxa" w:w="720"/>
+          </w:tcPr>
+          <w:p>
+            <w:r/>
+            <w:r>
+              <w:rPr>
+                <w:sz w:val="18"/>
+              </w:rPr>
+              <w:t>—</w:t>
+            </w:r>
+          </w:p>
+        </w:tc>
+      </w:tr>
+      <w:tr>
+        <w:tc>
+          <w:tcPr>
+            <w:tcW w:type="dxa" w:w="864"/>
+          </w:tcPr>
+          <w:p>
+            <w:r/>
+            <w:r>
+              <w:rPr>
+                <w:sz w:val="18"/>
+              </w:rPr>
+              <w:t>Cohort B</w:t>
+            </w:r>
+          </w:p>
+        </w:tc>
+        <w:tc>
+          <w:tcPr>
+            <w:tcW w:type="dxa" w:w="3024"/>
+          </w:tcPr>
+          <w:p>
+            <w:r/>
+            <w:r>
+              <w:rPr>
+                <w:sz w:val="18"/>
+              </w:rPr>
+              <w:t>Sensitivity (Sens-C): ≥1 dose, no landmark — lesion recurrence</w:t>
+            </w:r>
+          </w:p>
+        </w:tc>
+        <w:tc>
+          <w:tcPr>
+            <w:tcW w:type="dxa" w:w="1152"/>
+          </w:tcPr>
+          <w:p>
+            <w:r/>
+            <w:r>
+              <w:rPr>
+                <w:sz w:val="18"/>
+              </w:rPr>
+              <w:t>13 / 241</w:t>
+            </w:r>
+          </w:p>
+        </w:tc>
+        <w:tc>
+          <w:tcPr>
+            <w:tcW w:type="dxa" w:w="1152"/>
+          </w:tcPr>
+          <w:p>
+            <w:r/>
+            <w:r>
+              <w:rPr>
+                <w:sz w:val="18"/>
+              </w:rPr>
+              <w:t>57 / 867</w:t>
+            </w:r>
+          </w:p>
+        </w:tc>
+        <w:tc>
+          <w:tcPr>
+            <w:tcW w:type="dxa" w:w="720"/>
+          </w:tcPr>
+          <w:p>
+            <w:r/>
+            <w:r>
+              <w:rPr>
+                <w:sz w:val="18"/>
+              </w:rPr>
+              <w:t>9.2</w:t>
+            </w:r>
+          </w:p>
+        </w:tc>
+        <w:tc>
+          <w:tcPr>
+            <w:tcW w:type="dxa" w:w="720"/>
+          </w:tcPr>
+          <w:p>
+            <w:r/>
+            <w:r>
+              <w:rPr>
+                <w:sz w:val="18"/>
+              </w:rPr>
+              <w:t>11.3</w:t>
+            </w:r>
+          </w:p>
+        </w:tc>
+        <w:tc>
+          <w:tcPr>
+            <w:tcW w:type="dxa" w:w="1584"/>
+          </w:tcPr>
+          <w:p>
+            <w:r/>
+            <w:r>
+              <w:rPr>
+                <w:sz w:val="18"/>
+              </w:rPr>
+              <w:t>0.80 (0.44–1.43)</w:t>
+            </w:r>
+          </w:p>
+        </w:tc>
+        <w:tc>
+          <w:tcPr>
+            <w:tcW w:type="dxa" w:w="576"/>
+          </w:tcPr>
+          <w:p>
+            <w:r/>
+            <w:r>
+              <w:rPr>
+                <w:sz w:val="18"/>
+              </w:rPr>
+              <w:t>0.445</w:t>
+            </w:r>
+          </w:p>
+        </w:tc>
+        <w:tc>
+          <w:tcPr>
+            <w:tcW w:type="dxa" w:w="720"/>
+          </w:tcPr>
+          <w:p>
+            <w:r/>
+            <w:r>
+              <w:rPr>
+                <w:sz w:val="18"/>
+              </w:rPr>
+              <w:t>—</w:t>
+            </w:r>
+          </w:p>
+        </w:tc>
+      </w:tr>
+      <w:tr>
+        <w:tc>
+          <w:tcPr>
+            <w:tcW w:type="dxa" w:w="864"/>
+          </w:tcPr>
+          <w:p>
+            <w:r/>
+            <w:r>
+              <w:rPr>
+                <w:sz w:val="18"/>
+              </w:rPr>
+              <w:t>Cohort B</w:t>
+            </w:r>
+          </w:p>
+        </w:tc>
+        <w:tc>
+          <w:tcPr>
+            <w:tcW w:type="dxa" w:w="3024"/>
+          </w:tcPr>
+          <w:p>
+            <w:r/>
+            <w:r>
+              <w:rPr>
+                <w:sz w:val="18"/>
+              </w:rPr>
+              <w:t>Sensitivity (Sens-C): ≥3 dose, no landmark — lesion recurrence</w:t>
+            </w:r>
+          </w:p>
+        </w:tc>
+        <w:tc>
+          <w:tcPr>
+            <w:tcW w:type="dxa" w:w="1152"/>
+          </w:tcPr>
+          <w:p>
+            <w:r/>
+            <w:r>
+              <w:rPr>
+                <w:sz w:val="18"/>
+              </w:rPr>
+              <w:t>7 / 167</w:t>
+            </w:r>
+          </w:p>
+        </w:tc>
+        <w:tc>
+          <w:tcPr>
+            <w:tcW w:type="dxa" w:w="1152"/>
+          </w:tcPr>
+          <w:p>
+            <w:r/>
+            <w:r>
+              <w:rPr>
+                <w:sz w:val="18"/>
+              </w:rPr>
+              <w:t>40 / 601</w:t>
+            </w:r>
+          </w:p>
+        </w:tc>
+        <w:tc>
+          <w:tcPr>
+            <w:tcW w:type="dxa" w:w="720"/>
+          </w:tcPr>
+          <w:p>
+            <w:r/>
+            <w:r>
+              <w:rPr>
+                <w:sz w:val="18"/>
+              </w:rPr>
+              <w:t>7.5</w:t>
+            </w:r>
+          </w:p>
+        </w:tc>
+        <w:tc>
+          <w:tcPr>
+            <w:tcW w:type="dxa" w:w="720"/>
+          </w:tcPr>
+          <w:p>
+            <w:r/>
+            <w:r>
+              <w:rPr>
+                <w:sz w:val="18"/>
+              </w:rPr>
+              <w:t>12.5</w:t>
+            </w:r>
+          </w:p>
+        </w:tc>
+        <w:tc>
+          <w:tcPr>
+            <w:tcW w:type="dxa" w:w="1584"/>
+          </w:tcPr>
+          <w:p>
+            <w:r/>
+            <w:r>
+              <w:rPr>
+                <w:sz w:val="18"/>
+              </w:rPr>
+              <w:t>0.58 (0.27–1.26)</w:t>
+            </w:r>
+          </w:p>
+        </w:tc>
+        <w:tc>
+          <w:tcPr>
+            <w:tcW w:type="dxa" w:w="576"/>
+          </w:tcPr>
+          <w:p>
+            <w:r/>
+            <w:r>
+              <w:rPr>
+                <w:sz w:val="18"/>
+              </w:rPr>
+              <w:t>0.168</w:t>
+            </w:r>
+          </w:p>
+        </w:tc>
+        <w:tc>
+          <w:tcPr>
+            <w:tcW w:type="dxa" w:w="720"/>
+          </w:tcPr>
+          <w:p>
+            <w:r/>
+            <w:r>
+              <w:rPr>
+                <w:sz w:val="18"/>
+              </w:rPr>
+              <w:t>—</w:t>
+            </w:r>
+          </w:p>
+        </w:tc>
+      </w:tr>
+      <w:tr>
+        <w:tc>
+          <w:tcPr>
+            <w:tcW w:type="dxa" w:w="864"/>
+          </w:tcPr>
+          <w:p>
+            <w:r/>
+            <w:r>
+              <w:rPr>
+                <w:sz w:val="18"/>
+              </w:rPr>
+              <w:t>Cohort B</w:t>
+            </w:r>
+          </w:p>
+        </w:tc>
+        <w:tc>
+          <w:tcPr>
+            <w:tcW w:type="dxa" w:w="3024"/>
+          </w:tcPr>
+          <w:p>
+            <w:r/>
+            <w:r>
+              <w:rPr>
+                <w:sz w:val="18"/>
+              </w:rPr>
+              <w:t>Sensitivity (Sens-C): ≥1 dose, no landmark — hr-HPV clearance</w:t>
+            </w:r>
+          </w:p>
+        </w:tc>
+        <w:tc>
+          <w:tcPr>
+            <w:tcW w:type="dxa" w:w="1152"/>
+          </w:tcPr>
+          <w:p>
+            <w:r/>
+            <w:r>
+              <w:rPr>
+                <w:sz w:val="18"/>
+              </w:rPr>
+              <w:t>40 / 110</w:t>
+            </w:r>
+          </w:p>
+        </w:tc>
+        <w:tc>
+          <w:tcPr>
+            <w:tcW w:type="dxa" w:w="1152"/>
+          </w:tcPr>
+          <w:p>
+            <w:r/>
+            <w:r>
+              <w:rPr>
+                <w:sz w:val="18"/>
+              </w:rPr>
+              <w:t>48 / 182</w:t>
+            </w:r>
+          </w:p>
+        </w:tc>
+        <w:tc>
+          <w:tcPr>
+            <w:tcW w:type="dxa" w:w="720"/>
+          </w:tcPr>
+          <w:p>
+            <w:r/>
+            <w:r>
+              <w:rPr>
+                <w:sz w:val="18"/>
+              </w:rPr>
+              <w:t>99.5</w:t>
+            </w:r>
+          </w:p>
+        </w:tc>
+        <w:tc>
+          <w:tcPr>
+            <w:tcW w:type="dxa" w:w="720"/>
+          </w:tcPr>
+          <w:p>
+            <w:r/>
+            <w:r>
+              <w:rPr>
+                <w:sz w:val="18"/>
+              </w:rPr>
+              <w:t>62.8</w:t>
+            </w:r>
+          </w:p>
+        </w:tc>
+        <w:tc>
+          <w:tcPr>
+            <w:tcW w:type="dxa" w:w="1584"/>
+          </w:tcPr>
+          <w:p>
+            <w:r/>
+            <w:r>
+              <w:rPr>
+                <w:sz w:val="18"/>
+              </w:rPr>
+              <w:t>1.40 (0.92–2.11)</w:t>
+            </w:r>
+          </w:p>
+        </w:tc>
+        <w:tc>
+          <w:tcPr>
+            <w:tcW w:type="dxa" w:w="576"/>
+          </w:tcPr>
+          <w:p>
+            <w:r/>
+            <w:r>
+              <w:rPr>
+                <w:sz w:val="18"/>
+              </w:rPr>
+              <w:t>0.114</w:t>
             </w:r>
           </w:p>
         </w:tc>

--- a/docs/HPV_supplementary_v2.docx
+++ b/docs/HPV_supplementary_v2.docx
@@ -10046,7 +10046,7 @@
               <w:rPr>
                 <w:sz w:val="18"/>
               </w:rPr>
-              <w:t>Sustained clearance duration — vaccinated (median, IQR years)</w:t>
+              <w:t>Sustained clearance — KM median (years; vaccinated)</w:t>
             </w:r>
           </w:p>
         </w:tc>
@@ -10060,7 +10060,7 @@
               <w:rPr>
                 <w:sz w:val="18"/>
               </w:rPr>
-              <w:t>31 clearance events</w:t>
+              <w:t>31 clearance, 13 reversion, 18 censored</w:t>
             </w:r>
           </w:p>
         </w:tc>
@@ -10116,7 +10116,7 @@
               <w:rPr>
                 <w:sz w:val="18"/>
               </w:rPr>
-              <w:t>3.20 (2.14–7.53)</w:t>
+              <w:t>10.79 (Q25 2.31; Q75 NR)</w:t>
             </w:r>
           </w:p>
         </w:tc>
@@ -10174,7 +10174,7 @@
               <w:rPr>
                 <w:sz w:val="18"/>
               </w:rPr>
-              <w:t>Sustained clearance duration — non-vaccinated (median, IQR years)</w:t>
+              <w:t>Sustained clearance — KM median (years; non-vaccinated)</w:t>
             </w:r>
           </w:p>
         </w:tc>
@@ -10202,7 +10202,7 @@
               <w:rPr>
                 <w:sz w:val="18"/>
               </w:rPr>
-              <w:t>28 clearance events</w:t>
+              <w:t>28 clearance, 13 reversion, 15 censored</w:t>
             </w:r>
           </w:p>
         </w:tc>
@@ -10244,7 +10244,7 @@
               <w:rPr>
                 <w:sz w:val="18"/>
               </w:rPr>
-              <w:t>2.59 (1.69–4.76)</w:t>
+              <w:t>5.67 (Q25 1.91; Q75 NR)</w:t>
             </w:r>
           </w:p>
         </w:tc>
@@ -10302,7 +10302,7 @@
               <w:rPr>
                 <w:sz w:val="18"/>
               </w:rPr>
-              <w:t>Reversion (HR-HPV+ reappears) — vaccinated</w:t>
+              <w:t>Sustained clearance — log-rank (vac vs non-vac, reversion-free)</w:t>
             </w:r>
           </w:p>
         </w:tc>
@@ -10316,7 +10316,7 @@
               <w:rPr>
                 <w:sz w:val="18"/>
               </w:rPr>
-              <w:t>13 / 31 (41.9%)</w:t>
+              <w:t>—</w:t>
             </w:r>
           </w:p>
         </w:tc>
@@ -10372,7 +10372,7 @@
               <w:rPr>
                 <w:sz w:val="18"/>
               </w:rPr>
-              <w:t>—</w:t>
+              <w:t>χ² = 1.00</w:t>
             </w:r>
           </w:p>
         </w:tc>
@@ -10386,135 +10386,7 @@
               <w:rPr>
                 <w:sz w:val="18"/>
               </w:rPr>
-              <w:t>—</w:t>
-            </w:r>
-          </w:p>
-        </w:tc>
-        <w:tc>
-          <w:tcPr>
-            <w:tcW w:type="dxa" w:w="720"/>
-          </w:tcPr>
-          <w:p>
-            <w:r/>
-            <w:r>
-              <w:rPr>
-                <w:sz w:val="18"/>
-              </w:rPr>
-              <w:t>—</w:t>
-            </w:r>
-          </w:p>
-        </w:tc>
-      </w:tr>
-      <w:tr>
-        <w:tc>
-          <w:tcPr>
-            <w:tcW w:type="dxa" w:w="864"/>
-          </w:tcPr>
-          <w:p>
-            <w:r/>
-            <w:r>
-              <w:rPr>
-                <w:sz w:val="18"/>
-              </w:rPr>
-              <w:t>Cohort B</w:t>
-            </w:r>
-          </w:p>
-        </w:tc>
-        <w:tc>
-          <w:tcPr>
-            <w:tcW w:type="dxa" w:w="3024"/>
-          </w:tcPr>
-          <w:p>
-            <w:r/>
-            <w:r>
-              <w:rPr>
-                <w:sz w:val="18"/>
-              </w:rPr>
-              <w:t>Reversion (HR-HPV+ reappears) — non-vaccinated</w:t>
-            </w:r>
-          </w:p>
-        </w:tc>
-        <w:tc>
-          <w:tcPr>
-            <w:tcW w:type="dxa" w:w="1152"/>
-          </w:tcPr>
-          <w:p>
-            <w:r/>
-            <w:r>
-              <w:rPr>
-                <w:sz w:val="18"/>
-              </w:rPr>
-              <w:t>—</w:t>
-            </w:r>
-          </w:p>
-        </w:tc>
-        <w:tc>
-          <w:tcPr>
-            <w:tcW w:type="dxa" w:w="1152"/>
-          </w:tcPr>
-          <w:p>
-            <w:r/>
-            <w:r>
-              <w:rPr>
-                <w:sz w:val="18"/>
-              </w:rPr>
-              <w:t>13 / 28 (46.4%)</w:t>
-            </w:r>
-          </w:p>
-        </w:tc>
-        <w:tc>
-          <w:tcPr>
-            <w:tcW w:type="dxa" w:w="720"/>
-          </w:tcPr>
-          <w:p>
-            <w:r/>
-            <w:r>
-              <w:rPr>
-                <w:sz w:val="18"/>
-              </w:rPr>
-              <w:t>—</w:t>
-            </w:r>
-          </w:p>
-        </w:tc>
-        <w:tc>
-          <w:tcPr>
-            <w:tcW w:type="dxa" w:w="720"/>
-          </w:tcPr>
-          <w:p>
-            <w:r/>
-            <w:r>
-              <w:rPr>
-                <w:sz w:val="18"/>
-              </w:rPr>
-              <w:t>—</w:t>
-            </w:r>
-          </w:p>
-        </w:tc>
-        <w:tc>
-          <w:tcPr>
-            <w:tcW w:type="dxa" w:w="1584"/>
-          </w:tcPr>
-          <w:p>
-            <w:r/>
-            <w:r>
-              <w:rPr>
-                <w:sz w:val="18"/>
-              </w:rPr>
-              <w:t>—</w:t>
-            </w:r>
-          </w:p>
-        </w:tc>
-        <w:tc>
-          <w:tcPr>
-            <w:tcW w:type="dxa" w:w="576"/>
-          </w:tcPr>
-          <w:p>
-            <w:r/>
-            <w:r>
-              <w:rPr>
-                <w:sz w:val="18"/>
-              </w:rPr>
-              <w:t>—</w:t>
+              <w:t>0.317</w:t>
             </w:r>
           </w:p>
         </w:tc>

--- a/docs/HPV_supplementary_v2.docx
+++ b/docs/HPV_supplementary_v2.docx
@@ -10046,7 +10046,7 @@
               <w:rPr>
                 <w:sz w:val="18"/>
               </w:rPr>
-              <w:t>Sustained clearance — KM median (years; vaccinated)</w:t>
+              <w:t>Sustained clearance — vaccinated†</w:t>
             </w:r>
           </w:p>
         </w:tc>
@@ -10116,7 +10116,7 @@
               <w:rPr>
                 <w:sz w:val="18"/>
               </w:rPr>
-              <w:t>10.79 (Q25 2.31; Q75 NR)</w:t>
+              <w:t>KM median 10.79 (Q25 2.31; Q75 NR); 5-yr S = 0.569</w:t>
             </w:r>
           </w:p>
         </w:tc>
@@ -10174,7 +10174,7 @@
               <w:rPr>
                 <w:sz w:val="18"/>
               </w:rPr>
-              <w:t>Sustained clearance — KM median (years; non-vaccinated)</w:t>
+              <w:t>Sustained clearance — non-vaccinated†</w:t>
             </w:r>
           </w:p>
         </w:tc>
@@ -10244,7 +10244,7 @@
               <w:rPr>
                 <w:sz w:val="18"/>
               </w:rPr>
-              <w:t>5.67 (Q25 1.91; Q75 NR)</w:t>
+              <w:t>KM median 5.67 (Q25 1.91; Q75 NR); 5-yr S = 0.533</w:t>
             </w:r>
           </w:p>
         </w:tc>
@@ -10771,6 +10771,130 @@
                 <w:sz w:val="18"/>
               </w:rPr>
               <w:t>0.114</w:t>
+            </w:r>
+          </w:p>
+        </w:tc>
+        <w:tc>
+          <w:tcPr>
+            <w:tcW w:type="dxa" w:w="720"/>
+          </w:tcPr>
+          <w:p>
+            <w:r/>
+            <w:r>
+              <w:rPr>
+                <w:sz w:val="18"/>
+              </w:rPr>
+              <w:t>—</w:t>
+            </w:r>
+          </w:p>
+        </w:tc>
+      </w:tr>
+      <w:tr>
+        <w:tc>
+          <w:tcPr>
+            <w:tcW w:type="dxa" w:w="864"/>
+          </w:tcPr>
+          <w:p>
+            <w:r/>
+            <w:r>
+              <w:rPr>
+                <w:sz w:val="18"/>
+              </w:rPr>
+              <w:t>Cohort B</w:t>
+            </w:r>
+          </w:p>
+        </w:tc>
+        <w:tc>
+          <w:tcPr>
+            <w:tcW w:type="dxa" w:w="3024"/>
+          </w:tcPr>
+          <w:p>
+            <w:r/>
+            <w:r>
+              <w:rPr>
+                <w:sz w:val="18"/>
+              </w:rPr>
+              <w:t>†KM median estimates unstable (small reversion count; 3-year plateau near S(t)=0.5; length-biased selection toward longer-FU patients). 5-year reversion-free probability is reported as a more stable summary; arms differ &lt;4 percentage points at 5 y.</w:t>
+            </w:r>
+          </w:p>
+        </w:tc>
+        <w:tc>
+          <w:tcPr>
+            <w:tcW w:type="dxa" w:w="1152"/>
+          </w:tcPr>
+          <w:p>
+            <w:r/>
+            <w:r>
+              <w:rPr>
+                <w:sz w:val="18"/>
+              </w:rPr>
+            </w:r>
+          </w:p>
+        </w:tc>
+        <w:tc>
+          <w:tcPr>
+            <w:tcW w:type="dxa" w:w="1152"/>
+          </w:tcPr>
+          <w:p>
+            <w:r/>
+            <w:r>
+              <w:rPr>
+                <w:sz w:val="18"/>
+              </w:rPr>
+            </w:r>
+          </w:p>
+        </w:tc>
+        <w:tc>
+          <w:tcPr>
+            <w:tcW w:type="dxa" w:w="720"/>
+          </w:tcPr>
+          <w:p>
+            <w:r/>
+            <w:r>
+              <w:rPr>
+                <w:sz w:val="18"/>
+              </w:rPr>
+              <w:t>—</w:t>
+            </w:r>
+          </w:p>
+        </w:tc>
+        <w:tc>
+          <w:tcPr>
+            <w:tcW w:type="dxa" w:w="720"/>
+          </w:tcPr>
+          <w:p>
+            <w:r/>
+            <w:r>
+              <w:rPr>
+                <w:sz w:val="18"/>
+              </w:rPr>
+              <w:t>—</w:t>
+            </w:r>
+          </w:p>
+        </w:tc>
+        <w:tc>
+          <w:tcPr>
+            <w:tcW w:type="dxa" w:w="1584"/>
+          </w:tcPr>
+          <w:p>
+            <w:r/>
+            <w:r>
+              <w:rPr>
+                <w:sz w:val="18"/>
+              </w:rPr>
+            </w:r>
+          </w:p>
+        </w:tc>
+        <w:tc>
+          <w:tcPr>
+            <w:tcW w:type="dxa" w:w="576"/>
+          </w:tcPr>
+          <w:p>
+            <w:r/>
+            <w:r>
+              <w:rPr>
+                <w:sz w:val="18"/>
+              </w:rPr>
             </w:r>
           </w:p>
         </w:tc>

--- a/docs/HPV_supplementary_v2.docx
+++ b/docs/HPV_supplementary_v2.docx
@@ -382,7 +382,7 @@
       <w:r>
         <w:drawing>
           <wp:inline xmlns:a="http://schemas.openxmlformats.org/drawingml/2006/main" xmlns:pic="http://schemas.openxmlformats.org/drawingml/2006/picture">
-            <wp:extent cx="5486400" cy="3873557"/>
+            <wp:extent cx="5486400" cy="3956351"/>
             <wp:docPr id="8" name="Picture 8"/>
             <wp:cNvGraphicFramePr>
               <a:graphicFrameLocks noChangeAspect="1"/>
@@ -403,7 +403,7 @@
                   <pic:spPr>
                     <a:xfrm>
                       <a:off x="0" y="0"/>
-                      <a:ext cx="5486400" cy="3873557"/>
+                      <a:ext cx="5486400" cy="3956351"/>
                     </a:xfrm>
                     <a:prstGeom prst="rect"/>
                   </pic:spPr>
@@ -14727,366 +14727,6 @@
           </w:p>
         </w:tc>
       </w:tr>
-      <w:tr>
-        <w:tc>
-          <w:tcPr>
-            <w:tcW w:type="dxa" w:w="1994"/>
-          </w:tcPr>
-          <w:p>
-            <w:r/>
-            <w:r>
-              <w:rPr>
-                <w:sz w:val="18"/>
-              </w:rPr>
-              <w:t>Overall (full follow-up)</w:t>
-            </w:r>
-          </w:p>
-        </w:tc>
-        <w:tc>
-          <w:tcPr>
-            <w:tcW w:type="dxa" w:w="1994"/>
-          </w:tcPr>
-          <w:p>
-            <w:r/>
-            <w:r>
-              <w:rPr>
-                <w:sz w:val="18"/>
-              </w:rPr>
-              <w:t>40/110</w:t>
-            </w:r>
-          </w:p>
-        </w:tc>
-        <w:tc>
-          <w:tcPr>
-            <w:tcW w:type="dxa" w:w="1994"/>
-          </w:tcPr>
-          <w:p>
-            <w:r/>
-            <w:r>
-              <w:rPr>
-                <w:sz w:val="18"/>
-              </w:rPr>
-              <w:t>48/182</w:t>
-            </w:r>
-          </w:p>
-        </w:tc>
-        <w:tc>
-          <w:tcPr>
-            <w:tcW w:type="dxa" w:w="1994"/>
-          </w:tcPr>
-          <w:p>
-            <w:r/>
-            <w:r>
-              <w:rPr>
-                <w:sz w:val="18"/>
-              </w:rPr>
-              <w:t>1.40 (0.92–2.11)</w:t>
-            </w:r>
-          </w:p>
-        </w:tc>
-        <w:tc>
-          <w:tcPr>
-            <w:tcW w:type="dxa" w:w="1994"/>
-          </w:tcPr>
-          <w:p>
-            <w:r/>
-            <w:r>
-              <w:rPr>
-                <w:sz w:val="18"/>
-              </w:rPr>
-              <w:t>0.114</w:t>
-            </w:r>
-          </w:p>
-        </w:tc>
-      </w:tr>
-      <w:tr>
-        <w:tc>
-          <w:tcPr>
-            <w:tcW w:type="dxa" w:w="1994"/>
-          </w:tcPr>
-          <w:p>
-            <w:r/>
-            <w:r>
-              <w:rPr>
-                <w:sz w:val="18"/>
-              </w:rPr>
-              <w:t>0–6 months</w:t>
-            </w:r>
-          </w:p>
-        </w:tc>
-        <w:tc>
-          <w:tcPr>
-            <w:tcW w:type="dxa" w:w="1994"/>
-          </w:tcPr>
-          <w:p>
-            <w:r/>
-            <w:r>
-              <w:rPr>
-                <w:sz w:val="18"/>
-              </w:rPr>
-              <w:t>12/110</w:t>
-            </w:r>
-          </w:p>
-        </w:tc>
-        <w:tc>
-          <w:tcPr>
-            <w:tcW w:type="dxa" w:w="1994"/>
-          </w:tcPr>
-          <w:p>
-            <w:r/>
-            <w:r>
-              <w:rPr>
-                <w:sz w:val="18"/>
-              </w:rPr>
-              <w:t>26/182</w:t>
-            </w:r>
-          </w:p>
-        </w:tc>
-        <w:tc>
-          <w:tcPr>
-            <w:tcW w:type="dxa" w:w="1994"/>
-          </w:tcPr>
-          <w:p>
-            <w:r/>
-            <w:r>
-              <w:rPr>
-                <w:sz w:val="18"/>
-              </w:rPr>
-              <w:t>0.73 (0.37–1.41)</w:t>
-            </w:r>
-          </w:p>
-        </w:tc>
-        <w:tc>
-          <w:tcPr>
-            <w:tcW w:type="dxa" w:w="1994"/>
-          </w:tcPr>
-          <w:p>
-            <w:r/>
-            <w:r>
-              <w:rPr>
-                <w:sz w:val="18"/>
-              </w:rPr>
-              <w:t>0.349</w:t>
-            </w:r>
-          </w:p>
-        </w:tc>
-      </w:tr>
-      <w:tr>
-        <w:tc>
-          <w:tcPr>
-            <w:tcW w:type="dxa" w:w="1994"/>
-          </w:tcPr>
-          <w:p>
-            <w:r/>
-            <w:r>
-              <w:rPr>
-                <w:sz w:val="18"/>
-              </w:rPr>
-              <w:t>6–12 months</w:t>
-            </w:r>
-          </w:p>
-        </w:tc>
-        <w:tc>
-          <w:tcPr>
-            <w:tcW w:type="dxa" w:w="1994"/>
-          </w:tcPr>
-          <w:p>
-            <w:r/>
-            <w:r>
-              <w:rPr>
-                <w:sz w:val="18"/>
-              </w:rPr>
-              <w:t>19/97</w:t>
-            </w:r>
-          </w:p>
-        </w:tc>
-        <w:tc>
-          <w:tcPr>
-            <w:tcW w:type="dxa" w:w="1994"/>
-          </w:tcPr>
-          <w:p>
-            <w:r/>
-            <w:r>
-              <w:rPr>
-                <w:sz w:val="18"/>
-              </w:rPr>
-              <w:t>10/155</w:t>
-            </w:r>
-          </w:p>
-        </w:tc>
-        <w:tc>
-          <w:tcPr>
-            <w:tcW w:type="dxa" w:w="1994"/>
-          </w:tcPr>
-          <w:p>
-            <w:r/>
-            <w:r>
-              <w:rPr>
-                <w:sz w:val="18"/>
-              </w:rPr>
-              <w:t>3.19 (1.44–7.09)</w:t>
-            </w:r>
-          </w:p>
-        </w:tc>
-        <w:tc>
-          <w:tcPr>
-            <w:tcW w:type="dxa" w:w="1994"/>
-          </w:tcPr>
-          <w:p>
-            <w:r/>
-            <w:r>
-              <w:rPr>
-                <w:sz w:val="18"/>
-              </w:rPr>
-              <w:t>0.004</w:t>
-            </w:r>
-          </w:p>
-        </w:tc>
-      </w:tr>
-      <w:tr>
-        <w:tc>
-          <w:tcPr>
-            <w:tcW w:type="dxa" w:w="1994"/>
-          </w:tcPr>
-          <w:p>
-            <w:r/>
-            <w:r>
-              <w:rPr>
-                <w:sz w:val="18"/>
-              </w:rPr>
-              <w:t>12–24 months</w:t>
-            </w:r>
-          </w:p>
-        </w:tc>
-        <w:tc>
-          <w:tcPr>
-            <w:tcW w:type="dxa" w:w="1994"/>
-          </w:tcPr>
-          <w:p>
-            <w:r/>
-            <w:r>
-              <w:rPr>
-                <w:sz w:val="18"/>
-              </w:rPr>
-              <w:t>4/78</w:t>
-            </w:r>
-          </w:p>
-        </w:tc>
-        <w:tc>
-          <w:tcPr>
-            <w:tcW w:type="dxa" w:w="1994"/>
-          </w:tcPr>
-          <w:p>
-            <w:r/>
-            <w:r>
-              <w:rPr>
-                <w:sz w:val="18"/>
-              </w:rPr>
-              <w:t>9/139</w:t>
-            </w:r>
-          </w:p>
-        </w:tc>
-        <w:tc>
-          <w:tcPr>
-            <w:tcW w:type="dxa" w:w="1994"/>
-          </w:tcPr>
-          <w:p>
-            <w:r/>
-            <w:r>
-              <w:rPr>
-                <w:sz w:val="18"/>
-              </w:rPr>
-              <w:t>0.77 (0.22–2.72)</w:t>
-            </w:r>
-          </w:p>
-        </w:tc>
-        <w:tc>
-          <w:tcPr>
-            <w:tcW w:type="dxa" w:w="1994"/>
-          </w:tcPr>
-          <w:p>
-            <w:r/>
-            <w:r>
-              <w:rPr>
-                <w:sz w:val="18"/>
-              </w:rPr>
-              <w:t>0.684</w:t>
-            </w:r>
-          </w:p>
-        </w:tc>
-      </w:tr>
-      <w:tr>
-        <w:tc>
-          <w:tcPr>
-            <w:tcW w:type="dxa" w:w="1994"/>
-          </w:tcPr>
-          <w:p>
-            <w:r/>
-            <w:r>
-              <w:rPr>
-                <w:sz w:val="18"/>
-              </w:rPr>
-              <w:t>24+ months</w:t>
-            </w:r>
-          </w:p>
-        </w:tc>
-        <w:tc>
-          <w:tcPr>
-            <w:tcW w:type="dxa" w:w="1994"/>
-          </w:tcPr>
-          <w:p>
-            <w:r/>
-            <w:r>
-              <w:rPr>
-                <w:sz w:val="18"/>
-              </w:rPr>
-              <w:t>4/65</w:t>
-            </w:r>
-          </w:p>
-        </w:tc>
-        <w:tc>
-          <w:tcPr>
-            <w:tcW w:type="dxa" w:w="1994"/>
-          </w:tcPr>
-          <w:p>
-            <w:r/>
-            <w:r>
-              <w:rPr>
-                <w:sz w:val="18"/>
-              </w:rPr>
-              <w:t>2/117</w:t>
-            </w:r>
-          </w:p>
-        </w:tc>
-        <w:tc>
-          <w:tcPr>
-            <w:tcW w:type="dxa" w:w="1994"/>
-          </w:tcPr>
-          <w:p>
-            <w:r/>
-            <w:r>
-              <w:rPr>
-                <w:sz w:val="18"/>
-              </w:rPr>
-              <w:t>4.20 (0.73–24.14)</w:t>
-            </w:r>
-          </w:p>
-        </w:tc>
-        <w:tc>
-          <w:tcPr>
-            <w:tcW w:type="dxa" w:w="1994"/>
-          </w:tcPr>
-          <w:p>
-            <w:r/>
-            <w:r>
-              <w:rPr>
-                <w:sz w:val="18"/>
-              </w:rPr>
-              <w:t>0.107</w:t>
-            </w:r>
-          </w:p>
-        </w:tc>
-      </w:tr>
     </w:tbl>
     <w:p>
       <w:r>
@@ -15212,7 +14852,7 @@
               <w:rPr>
                 <w:sz w:val="18"/>
               </w:rPr>
-              <w:t>Single negative test (sensitivity)</w:t>
+              <w:t>Two consecutive negatives (PRIMARY, v3)</w:t>
             </w:r>
           </w:p>
         </w:tc>
@@ -15226,7 +14866,7 @@
               <w:rPr>
                 <w:sz w:val="18"/>
               </w:rPr>
-              <w:t>55/110</w:t>
+              <w:t>31/92</w:t>
             </w:r>
           </w:p>
         </w:tc>
@@ -15240,7 +14880,7 @@
               <w:rPr>
                 <w:sz w:val="18"/>
               </w:rPr>
-              <w:t>74/182</w:t>
+              <w:t>28/143</w:t>
             </w:r>
           </w:p>
         </w:tc>
@@ -15254,7 +14894,7 @@
               <w:rPr>
                 <w:sz w:val="18"/>
               </w:rPr>
-              <w:t>1.23 (0.89–1.72)</w:t>
+              <w:t>1.85 (1.09–3.17)</w:t>
             </w:r>
           </w:p>
         </w:tc>
@@ -15268,7 +14908,7 @@
               <w:rPr>
                 <w:sz w:val="18"/>
               </w:rPr>
-              <w:t>0.214</w:t>
+              <w:t>0.024</w:t>
             </w:r>
           </w:p>
         </w:tc>
@@ -15284,7 +14924,7 @@
               <w:rPr>
                 <w:sz w:val="18"/>
               </w:rPr>
-              <w:t>Two consecutive negatives (primary)</w:t>
+              <w:t>Single negative test (sensitivity, v3)</w:t>
             </w:r>
           </w:p>
         </w:tc>
@@ -15298,7 +14938,7 @@
               <w:rPr>
                 <w:sz w:val="18"/>
               </w:rPr>
-              <w:t>40/110</w:t>
+              <w:t>42/91</w:t>
             </w:r>
           </w:p>
         </w:tc>
@@ -15312,7 +14952,7 @@
               <w:rPr>
                 <w:sz w:val="18"/>
               </w:rPr>
-              <w:t>48/182</w:t>
+              <w:t>42/139</w:t>
             </w:r>
           </w:p>
         </w:tc>
@@ -15326,7 +14966,7 @@
               <w:rPr>
                 <w:sz w:val="18"/>
               </w:rPr>
-              <w:t>1.40 (0.92–2.11)</w:t>
+              <w:t>1.70 (1.13–2.56)</w:t>
             </w:r>
           </w:p>
         </w:tc>
@@ -15340,7 +14980,7 @@
               <w:rPr>
                 <w:sz w:val="18"/>
               </w:rPr>
-              <w:t>0.114</w:t>
+              <w:t>0.011</w:t>
             </w:r>
           </w:p>
         </w:tc>
@@ -15470,7 +15110,7 @@
               <w:rPr>
                 <w:sz w:val="18"/>
               </w:rPr>
-              <w:t>Primary (no minimum disease-free interval)</w:t>
+              <w:t>Primary (no DFI buffer; landmark 90 d only)</w:t>
             </w:r>
           </w:p>
         </w:tc>
@@ -15484,7 +15124,7 @@
               <w:rPr>
                 <w:sz w:val="18"/>
               </w:rPr>
-              <w:t>13/241</w:t>
+              <w:t>10/203</w:t>
             </w:r>
           </w:p>
         </w:tc>
@@ -15498,7 +15138,7 @@
               <w:rPr>
                 <w:sz w:val="18"/>
               </w:rPr>
-              <w:t>57/867</w:t>
+              <w:t>33/709</w:t>
             </w:r>
           </w:p>
         </w:tc>
@@ -15512,7 +15152,7 @@
               <w:rPr>
                 <w:sz w:val="18"/>
               </w:rPr>
-              <w:t>0.80 (0.44–1.43)</w:t>
+              <w:t>1.01 (0.49–2.06)</w:t>
             </w:r>
           </w:p>
         </w:tc>
@@ -15526,7 +15166,7 @@
               <w:rPr>
                 <w:sz w:val="18"/>
               </w:rPr>
-              <w:t>0.445</w:t>
+              <w:t>0.985</w:t>
             </w:r>
           </w:p>
         </w:tc>
@@ -15542,7 +15182,7 @@
               <w:rPr>
                 <w:sz w:val="18"/>
               </w:rPr>
-              <w:t>Minimum disease-free interval ≥3 months</w:t>
+              <w:t>DFI ≥3 months from landmark</w:t>
             </w:r>
           </w:p>
         </w:tc>
@@ -15556,7 +15196,7 @@
               <w:rPr>
                 <w:sz w:val="18"/>
               </w:rPr>
-              <w:t>10/237</w:t>
+              <w:t>8/201</w:t>
             </w:r>
           </w:p>
         </w:tc>
@@ -15570,7 +15210,7 @@
               <w:rPr>
                 <w:sz w:val="18"/>
               </w:rPr>
-              <w:t>39/846</w:t>
+              <w:t>28/694</w:t>
             </w:r>
           </w:p>
         </w:tc>
@@ -15584,7 +15224,7 @@
               <w:rPr>
                 <w:sz w:val="18"/>
               </w:rPr>
-              <w:t>0.88 (0.44–1.76)</w:t>
+              <w:t>0.96 (0.46–2.02)</w:t>
             </w:r>
           </w:p>
         </w:tc>
@@ -15598,7 +15238,7 @@
               <w:rPr>
                 <w:sz w:val="18"/>
               </w:rPr>
-              <w:t>0.724</w:t>
+              <w:t>0.913</w:t>
             </w:r>
           </w:p>
         </w:tc>
@@ -15614,7 +15254,7 @@
               <w:rPr>
                 <w:sz w:val="18"/>
               </w:rPr>
-              <w:t>Minimum disease-free interval ≥6 months (S19)</w:t>
+              <w:t>DFI ≥6 months from landmark</w:t>
             </w:r>
           </w:p>
         </w:tc>
@@ -15628,7 +15268,7 @@
               <w:rPr>
                 <w:sz w:val="18"/>
               </w:rPr>
-              <w:t>8/235</w:t>
+              <w:t>7/198</w:t>
             </w:r>
           </w:p>
         </w:tc>
@@ -15642,7 +15282,7 @@
               <w:rPr>
                 <w:sz w:val="18"/>
               </w:rPr>
-              <w:t>33/837</w:t>
+              <w:t>26/686</w:t>
             </w:r>
           </w:p>
         </w:tc>
@@ -15656,7 +15296,7 @@
               <w:rPr>
                 <w:sz w:val="18"/>
               </w:rPr>
-              <w:t>0.86 (0.41–1.78)</w:t>
+              <w:t>0.92 (0.41–2.06)</w:t>
             </w:r>
           </w:p>
         </w:tc>
@@ -15670,7 +15310,7 @@
               <w:rPr>
                 <w:sz w:val="18"/>
               </w:rPr>
-              <w:t>0.677</w:t>
+              <w:t>0.833</w:t>
             </w:r>
           </w:p>
         </w:tc>
@@ -15686,7 +15326,7 @@
               <w:rPr>
                 <w:sz w:val="18"/>
               </w:rPr>
-              <w:t>Minimum disease-free interval ≥12 months</w:t>
+              <w:t>DFI ≥12 months from landmark</w:t>
             </w:r>
           </w:p>
         </w:tc>
@@ -15700,7 +15340,7 @@
               <w:rPr>
                 <w:sz w:val="18"/>
               </w:rPr>
-              <w:t>6/228</w:t>
+              <w:t>6/192</w:t>
             </w:r>
           </w:p>
         </w:tc>
@@ -15714,7 +15354,7 @@
               <w:rPr>
                 <w:sz w:val="18"/>
               </w:rPr>
-              <w:t>26/805</w:t>
+              <w:t>21/651</w:t>
             </w:r>
           </w:p>
         </w:tc>
@@ -15728,7 +15368,7 @@
               <w:rPr>
                 <w:sz w:val="18"/>
               </w:rPr>
-              <w:t>0.82 (0.34–1.97)</w:t>
+              <w:t>0.97 (0.40–2.38)</w:t>
             </w:r>
           </w:p>
         </w:tc>
@@ -15742,7 +15382,7 @@
               <w:rPr>
                 <w:sz w:val="18"/>
               </w:rPr>
-              <w:t>0.657</w:t>
+              <w:t>0.952</w:t>
             </w:r>
           </w:p>
         </w:tc>

--- a/docs/HPV_supplementary_v2.docx
+++ b/docs/HPV_supplementary_v2.docx
@@ -9804,7 +9804,7 @@
               <w:rPr>
                 <w:sz w:val="18"/>
               </w:rPr>
-              <w:t>10 / 204</w:t>
+              <w:t>10 / 203 (analytic; v3 cohort 204)</w:t>
             </w:r>
           </w:p>
         </w:tc>
@@ -9818,7 +9818,7 @@
               <w:rPr>
                 <w:sz w:val="18"/>
               </w:rPr>
-              <w:t>33 / 730</w:t>
+              <w:t>33 / 709 (analytic; v3 cohort 730)</w:t>
             </w:r>
           </w:p>
         </w:tc>
@@ -14723,6 +14723,366 @@
                 <w:sz w:val="18"/>
               </w:rPr>
               <w:t>p</w:t>
+            </w:r>
+          </w:p>
+        </w:tc>
+      </w:tr>
+      <w:tr>
+        <w:tc>
+          <w:tcPr>
+            <w:tcW w:type="dxa" w:w="1994"/>
+          </w:tcPr>
+          <w:p>
+            <w:r/>
+            <w:r>
+              <w:rPr>
+                <w:sz w:val="18"/>
+              </w:rPr>
+              <w:t>Overall (post-landmark)</w:t>
+            </w:r>
+          </w:p>
+        </w:tc>
+        <w:tc>
+          <w:tcPr>
+            <w:tcW w:type="dxa" w:w="1994"/>
+          </w:tcPr>
+          <w:p>
+            <w:r/>
+            <w:r>
+              <w:rPr>
+                <w:sz w:val="18"/>
+              </w:rPr>
+              <w:t>31/92</w:t>
+            </w:r>
+          </w:p>
+        </w:tc>
+        <w:tc>
+          <w:tcPr>
+            <w:tcW w:type="dxa" w:w="1994"/>
+          </w:tcPr>
+          <w:p>
+            <w:r/>
+            <w:r>
+              <w:rPr>
+                <w:sz w:val="18"/>
+              </w:rPr>
+              <w:t>28/143</w:t>
+            </w:r>
+          </w:p>
+        </w:tc>
+        <w:tc>
+          <w:tcPr>
+            <w:tcW w:type="dxa" w:w="1994"/>
+          </w:tcPr>
+          <w:p>
+            <w:r/>
+            <w:r>
+              <w:rPr>
+                <w:sz w:val="18"/>
+              </w:rPr>
+              <w:t>1.85 (1.09–3.17)</w:t>
+            </w:r>
+          </w:p>
+        </w:tc>
+        <w:tc>
+          <w:tcPr>
+            <w:tcW w:type="dxa" w:w="1994"/>
+          </w:tcPr>
+          <w:p>
+            <w:r/>
+            <w:r>
+              <w:rPr>
+                <w:sz w:val="18"/>
+              </w:rPr>
+              <w:t>0.024</w:t>
+            </w:r>
+          </w:p>
+        </w:tc>
+      </w:tr>
+      <w:tr>
+        <w:tc>
+          <w:tcPr>
+            <w:tcW w:type="dxa" w:w="1994"/>
+          </w:tcPr>
+          <w:p>
+            <w:r/>
+            <w:r>
+              <w:rPr>
+                <w:sz w:val="18"/>
+              </w:rPr>
+              <w:t>0–6 months</w:t>
+            </w:r>
+          </w:p>
+        </w:tc>
+        <w:tc>
+          <w:tcPr>
+            <w:tcW w:type="dxa" w:w="1994"/>
+          </w:tcPr>
+          <w:p>
+            <w:r/>
+            <w:r>
+              <w:rPr>
+                <w:sz w:val="18"/>
+              </w:rPr>
+              <w:t>19/92</w:t>
+            </w:r>
+          </w:p>
+        </w:tc>
+        <w:tc>
+          <w:tcPr>
+            <w:tcW w:type="dxa" w:w="1994"/>
+          </w:tcPr>
+          <w:p>
+            <w:r/>
+            <w:r>
+              <w:rPr>
+                <w:sz w:val="18"/>
+              </w:rPr>
+              <w:t>14/143</w:t>
+            </w:r>
+          </w:p>
+        </w:tc>
+        <w:tc>
+          <w:tcPr>
+            <w:tcW w:type="dxa" w:w="1994"/>
+          </w:tcPr>
+          <w:p>
+            <w:r/>
+            <w:r>
+              <w:rPr>
+                <w:sz w:val="18"/>
+              </w:rPr>
+              <w:t>2.20 (1.03–4.68)</w:t>
+            </w:r>
+          </w:p>
+        </w:tc>
+        <w:tc>
+          <w:tcPr>
+            <w:tcW w:type="dxa" w:w="1994"/>
+          </w:tcPr>
+          <w:p>
+            <w:r/>
+            <w:r>
+              <w:rPr>
+                <w:sz w:val="18"/>
+              </w:rPr>
+              <w:t>0.042</w:t>
+            </w:r>
+          </w:p>
+        </w:tc>
+      </w:tr>
+      <w:tr>
+        <w:tc>
+          <w:tcPr>
+            <w:tcW w:type="dxa" w:w="1994"/>
+          </w:tcPr>
+          <w:p>
+            <w:r/>
+            <w:r>
+              <w:rPr>
+                <w:sz w:val="18"/>
+              </w:rPr>
+              <w:t>6–12 months</w:t>
+            </w:r>
+          </w:p>
+        </w:tc>
+        <w:tc>
+          <w:tcPr>
+            <w:tcW w:type="dxa" w:w="1994"/>
+          </w:tcPr>
+          <w:p>
+            <w:r/>
+            <w:r>
+              <w:rPr>
+                <w:sz w:val="18"/>
+              </w:rPr>
+              <w:t>8/73</w:t>
+            </w:r>
+          </w:p>
+        </w:tc>
+        <w:tc>
+          <w:tcPr>
+            <w:tcW w:type="dxa" w:w="1994"/>
+          </w:tcPr>
+          <w:p>
+            <w:r/>
+            <w:r>
+              <w:rPr>
+                <w:sz w:val="18"/>
+              </w:rPr>
+              <w:t>8/128</w:t>
+            </w:r>
+          </w:p>
+        </w:tc>
+        <w:tc>
+          <w:tcPr>
+            <w:tcW w:type="dxa" w:w="1994"/>
+          </w:tcPr>
+          <w:p>
+            <w:r/>
+            <w:r>
+              <w:rPr>
+                <w:sz w:val="18"/>
+              </w:rPr>
+              <w:t>1.58 (0.71–3.52)</w:t>
+            </w:r>
+          </w:p>
+        </w:tc>
+        <w:tc>
+          <w:tcPr>
+            <w:tcW w:type="dxa" w:w="1994"/>
+          </w:tcPr>
+          <w:p>
+            <w:r/>
+            <w:r>
+              <w:rPr>
+                <w:sz w:val="18"/>
+              </w:rPr>
+              <w:t>0.260</w:t>
+            </w:r>
+          </w:p>
+        </w:tc>
+      </w:tr>
+      <w:tr>
+        <w:tc>
+          <w:tcPr>
+            <w:tcW w:type="dxa" w:w="1994"/>
+          </w:tcPr>
+          <w:p>
+            <w:r/>
+            <w:r>
+              <w:rPr>
+                <w:sz w:val="18"/>
+              </w:rPr>
+              <w:t>12–24 months</w:t>
+            </w:r>
+          </w:p>
+        </w:tc>
+        <w:tc>
+          <w:tcPr>
+            <w:tcW w:type="dxa" w:w="1994"/>
+          </w:tcPr>
+          <w:p>
+            <w:r/>
+            <w:r>
+              <w:rPr>
+                <w:sz w:val="18"/>
+              </w:rPr>
+              <w:t>3/62</w:t>
+            </w:r>
+          </w:p>
+        </w:tc>
+        <w:tc>
+          <w:tcPr>
+            <w:tcW w:type="dxa" w:w="1994"/>
+          </w:tcPr>
+          <w:p>
+            <w:r/>
+            <w:r>
+              <w:rPr>
+                <w:sz w:val="18"/>
+              </w:rPr>
+              <w:t>4/114</w:t>
+            </w:r>
+          </w:p>
+        </w:tc>
+        <w:tc>
+          <w:tcPr>
+            <w:tcW w:type="dxa" w:w="1994"/>
+          </w:tcPr>
+          <w:p>
+            <w:r/>
+            <w:r>
+              <w:rPr>
+                <w:sz w:val="18"/>
+              </w:rPr>
+              <w:t>1.34 (0.29–6.07)</w:t>
+            </w:r>
+          </w:p>
+        </w:tc>
+        <w:tc>
+          <w:tcPr>
+            <w:tcW w:type="dxa" w:w="1994"/>
+          </w:tcPr>
+          <w:p>
+            <w:r/>
+            <w:r>
+              <w:rPr>
+                <w:sz w:val="18"/>
+              </w:rPr>
+              <w:t>0.706</w:t>
+            </w:r>
+          </w:p>
+        </w:tc>
+      </w:tr>
+      <w:tr>
+        <w:tc>
+          <w:tcPr>
+            <w:tcW w:type="dxa" w:w="1994"/>
+          </w:tcPr>
+          <w:p>
+            <w:r/>
+            <w:r>
+              <w:rPr>
+                <w:sz w:val="18"/>
+              </w:rPr>
+              <w:t>≥24 months</w:t>
+            </w:r>
+          </w:p>
+        </w:tc>
+        <w:tc>
+          <w:tcPr>
+            <w:tcW w:type="dxa" w:w="1994"/>
+          </w:tcPr>
+          <w:p>
+            <w:r/>
+            <w:r>
+              <w:rPr>
+                <w:sz w:val="18"/>
+              </w:rPr>
+              <w:t>1/53</w:t>
+            </w:r>
+          </w:p>
+        </w:tc>
+        <w:tc>
+          <w:tcPr>
+            <w:tcW w:type="dxa" w:w="1994"/>
+          </w:tcPr>
+          <w:p>
+            <w:r/>
+            <w:r>
+              <w:rPr>
+                <w:sz w:val="18"/>
+              </w:rPr>
+              <w:t>2/101</w:t>
+            </w:r>
+          </w:p>
+        </w:tc>
+        <w:tc>
+          <w:tcPr>
+            <w:tcW w:type="dxa" w:w="1994"/>
+          </w:tcPr>
+          <w:p>
+            <w:r/>
+            <w:r>
+              <w:rPr>
+                <w:sz w:val="18"/>
+              </w:rPr>
+              <w:t>1.08 (0.09–13.45)</w:t>
+            </w:r>
+          </w:p>
+        </w:tc>
+        <w:tc>
+          <w:tcPr>
+            <w:tcW w:type="dxa" w:w="1994"/>
+          </w:tcPr>
+          <w:p>
+            <w:r/>
+            <w:r>
+              <w:rPr>
+                <w:sz w:val="18"/>
+              </w:rPr>
+              <w:t>0.954</w:t>
             </w:r>
           </w:p>
         </w:tc>

--- a/docs/HPV_supplementary_v2.docx
+++ b/docs/HPV_supplementary_v2.docx
@@ -7632,7 +7632,7 @@
         <w:t>Supplementary Table S4</w:t>
       </w:r>
       <w:r>
-        <w:t>. Number-at-risk tables for Cohort B Kaplan–Meier and Aalen–Johansen cumulative-incidence curves (years 0, 2, 4, 6, 8, 10).</w:t>
+        <w:t>. Number-at-risk tables for Cohort B v3 primary cumulative-incidence curves, anchored at the 3-month landmark (index + 90 days); years 0, 2, 4, 6, 8, 10 measured from landmark. Lesion recurrence rows are the P1 analytic sample (n = 912: 203 / 709); hr-HPV clearance rows are the P2 analytic sample (n = 235: 92 / 143).</w:t>
       </w:r>
     </w:p>
     <w:p/>
@@ -7794,7 +7794,7 @@
               <w:rPr>
                 <w:sz w:val="18"/>
               </w:rPr>
-              <w:t>Lesion recurrence</w:t>
+              <w:t>Lesion recurrence (P1, v3)</w:t>
             </w:r>
           </w:p>
         </w:tc>
@@ -7822,7 +7822,7 @@
               <w:rPr>
                 <w:sz w:val="18"/>
               </w:rPr>
-              <w:t>241</w:t>
+              <w:t>203</w:t>
             </w:r>
           </w:p>
         </w:tc>
@@ -7836,7 +7836,7 @@
               <w:rPr>
                 <w:sz w:val="18"/>
               </w:rPr>
-              <w:t>209</w:t>
+              <w:t>171</w:t>
             </w:r>
           </w:p>
         </w:tc>
@@ -7850,7 +7850,7 @@
               <w:rPr>
                 <w:sz w:val="18"/>
               </w:rPr>
-              <w:t>149</w:t>
+              <w:t>119</w:t>
             </w:r>
           </w:p>
         </w:tc>
@@ -7864,7 +7864,7 @@
               <w:rPr>
                 <w:sz w:val="18"/>
               </w:rPr>
-              <w:t>89</w:t>
+              <w:t>69</w:t>
             </w:r>
           </w:p>
         </w:tc>
@@ -7878,7 +7878,7 @@
               <w:rPr>
                 <w:sz w:val="18"/>
               </w:rPr>
-              <w:t>60</w:t>
+              <w:t>49</w:t>
             </w:r>
           </w:p>
         </w:tc>
@@ -7892,7 +7892,7 @@
               <w:rPr>
                 <w:sz w:val="18"/>
               </w:rPr>
-              <w:t>43</w:t>
+              <w:t>34</w:t>
             </w:r>
           </w:p>
         </w:tc>
@@ -7908,7 +7908,7 @@
               <w:rPr>
                 <w:sz w:val="18"/>
               </w:rPr>
-              <w:t>Lesion recurrence</w:t>
+              <w:t>Lesion recurrence (P1, v3)</w:t>
             </w:r>
           </w:p>
         </w:tc>
@@ -7936,7 +7936,7 @@
               <w:rPr>
                 <w:sz w:val="18"/>
               </w:rPr>
-              <w:t>867</w:t>
+              <w:t>709</w:t>
             </w:r>
           </w:p>
         </w:tc>
@@ -7950,7 +7950,7 @@
               <w:rPr>
                 <w:sz w:val="18"/>
               </w:rPr>
-              <w:t>730</w:t>
+              <w:t>608</w:t>
             </w:r>
           </w:p>
         </w:tc>
@@ -7964,7 +7964,7 @@
               <w:rPr>
                 <w:sz w:val="18"/>
               </w:rPr>
-              <w:t>547</w:t>
+              <w:t>421</w:t>
             </w:r>
           </w:p>
         </w:tc>
@@ -7978,7 +7978,7 @@
               <w:rPr>
                 <w:sz w:val="18"/>
               </w:rPr>
-              <w:t>338</w:t>
+              <w:t>260</w:t>
             </w:r>
           </w:p>
         </w:tc>
@@ -7992,7 +7992,7 @@
               <w:rPr>
                 <w:sz w:val="18"/>
               </w:rPr>
-              <w:t>233</w:t>
+              <w:t>174</w:t>
             </w:r>
           </w:p>
         </w:tc>
@@ -8006,7 +8006,7 @@
               <w:rPr>
                 <w:sz w:val="18"/>
               </w:rPr>
-              <w:t>152</w:t>
+              <w:t>107</w:t>
             </w:r>
           </w:p>
         </w:tc>
@@ -8022,7 +8022,7 @@
               <w:rPr>
                 <w:sz w:val="18"/>
               </w:rPr>
-              <w:t>hr-HPV clearance</w:t>
+              <w:t>hr-HPV clearance (P2, v3)</w:t>
             </w:r>
           </w:p>
         </w:tc>
@@ -8050,7 +8050,7 @@
               <w:rPr>
                 <w:sz w:val="18"/>
               </w:rPr>
-              <w:t>110</w:t>
+              <w:t>92</w:t>
             </w:r>
           </w:p>
         </w:tc>
@@ -8064,7 +8064,7 @@
               <w:rPr>
                 <w:sz w:val="18"/>
               </w:rPr>
-              <w:t>65</w:t>
+              <w:t>53</w:t>
             </w:r>
           </w:p>
         </w:tc>
@@ -8078,7 +8078,7 @@
               <w:rPr>
                 <w:sz w:val="18"/>
               </w:rPr>
-              <w:t>44</w:t>
+              <w:t>37</w:t>
             </w:r>
           </w:p>
         </w:tc>
@@ -8092,7 +8092,7 @@
               <w:rPr>
                 <w:sz w:val="18"/>
               </w:rPr>
-              <w:t>22</w:t>
+              <w:t>17</w:t>
             </w:r>
           </w:p>
         </w:tc>
@@ -8106,7 +8106,7 @@
               <w:rPr>
                 <w:sz w:val="18"/>
               </w:rPr>
-              <w:t>13</w:t>
+              <w:t>10</w:t>
             </w:r>
           </w:p>
         </w:tc>
@@ -8120,7 +8120,7 @@
               <w:rPr>
                 <w:sz w:val="18"/>
               </w:rPr>
-              <w:t>8</w:t>
+              <w:t>6</w:t>
             </w:r>
           </w:p>
         </w:tc>
@@ -8136,7 +8136,7 @@
               <w:rPr>
                 <w:sz w:val="18"/>
               </w:rPr>
-              <w:t>hr-HPV clearance</w:t>
+              <w:t>hr-HPV clearance (P2, v3)</w:t>
             </w:r>
           </w:p>
         </w:tc>
@@ -8164,7 +8164,7 @@
               <w:rPr>
                 <w:sz w:val="18"/>
               </w:rPr>
-              <w:t>182</w:t>
+              <w:t>143</w:t>
             </w:r>
           </w:p>
         </w:tc>
@@ -8178,7 +8178,7 @@
               <w:rPr>
                 <w:sz w:val="18"/>
               </w:rPr>
-              <w:t>117</w:t>
+              <w:t>101</w:t>
             </w:r>
           </w:p>
         </w:tc>
@@ -8192,7 +8192,7 @@
               <w:rPr>
                 <w:sz w:val="18"/>
               </w:rPr>
-              <w:t>87</w:t>
+              <w:t>69</w:t>
             </w:r>
           </w:p>
         </w:tc>
@@ -8206,7 +8206,7 @@
               <w:rPr>
                 <w:sz w:val="18"/>
               </w:rPr>
-              <w:t>50</w:t>
+              <w:t>39</w:t>
             </w:r>
           </w:p>
         </w:tc>
@@ -8220,7 +8220,7 @@
               <w:rPr>
                 <w:sz w:val="18"/>
               </w:rPr>
-              <w:t>28</w:t>
+              <w:t>20</w:t>
             </w:r>
           </w:p>
         </w:tc>
@@ -8234,7 +8234,7 @@
               <w:rPr>
                 <w:sz w:val="18"/>
               </w:rPr>
-              <w:t>14</w:t>
+              <w:t>10</w:t>
             </w:r>
           </w:p>
         </w:tc>
@@ -12930,7 +12930,7 @@
               <w:rPr>
                 <w:sz w:val="18"/>
               </w:rPr>
-              <w:t>≥1 dose (primary)</w:t>
+              <w:t>≥1 dose (legacy; v3 sensitivity)</w:t>
             </w:r>
           </w:p>
         </w:tc>
@@ -13230,7 +13230,7 @@
               <w:rPr>
                 <w:sz w:val="18"/>
               </w:rPr>
-              <w:t>≥1 dose (primary)</w:t>
+              <w:t>≥1 dose (legacy; v3 sensitivity)</w:t>
             </w:r>
           </w:p>
         </w:tc>

--- a/docs/HPV_supplementary_v2.docx
+++ b/docs/HPV_supplementary_v2.docx
@@ -9888,7 +9888,7 @@
               <w:rPr>
                 <w:sz w:val="18"/>
               </w:rPr>
-              <w:t>—</w:t>
+              <w:t>0.820</w:t>
             </w:r>
           </w:p>
         </w:tc>
@@ -10016,7 +10016,7 @@
               <w:rPr>
                 <w:sz w:val="18"/>
               </w:rPr>
-              <w:t>—</w:t>
+              <w:t>0.028</w:t>
             </w:r>
           </w:p>
         </w:tc>

--- a/docs/HPV_supplementary_v2.docx
+++ b/docs/HPV_supplementary_v2.docx
@@ -5884,7 +5884,7 @@
         <w:t>Supplementary Table S3</w:t>
       </w:r>
       <w:r>
-        <w:t>. Age-stratified hazard ratios for Cohort B lesion recurrence across follow-up windows.</w:t>
+        <w:t>. Age-stratified hazard ratios for Cohort B lesion recurrence across follow-up windows. Computed on the legacy ≥1-dose, no-landmark Cohort B (n = 1,108: 241 vac / 867 ctl) because the v3 primary cohort (n = 934) leaves too few events for stable age × follow-up subgroup estimation. Reported as exploratory grid-search only; no inference is drawn (see Manuscript Limitations).</w:t>
       </w:r>
     </w:p>
     <w:p/>
@@ -8253,7 +8253,7 @@
         <w:t>Supplementary Table S5</w:t>
       </w:r>
       <w:r>
-        <w:t>. Per-vaccine-type detailed results — single-model interaction-derived hazard ratios with the likelihood-ratio test for vaccine-type heterogeneity. Rows include both co-primary outcomes plus the legacy post-index hr-HPV detection sensitivity.</w:t>
+        <w:t>. Per-vaccine-type detailed results — single-model interaction-derived hazard ratios with the likelihood-ratio test for vaccine-type heterogeneity. Rows include both co-primary outcomes plus the legacy post-index hr-HPV detection sensitivity. Computed on the legacy ≥1-dose Cohort B (vaccine-type strata in the v3 cohort have too few events for stable estimation: n=128 Gardasil 9 / 77 Cervarix / 36 quadrivalent Gardasil under ≥1-dose collapses further under ≥2-dose).</w:t>
       </w:r>
     </w:p>
     <w:p/>

--- a/docs/HPV_supplementary_v2.docx
+++ b/docs/HPV_supplementary_v2.docx
@@ -13505,7 +13505,7 @@
         <w:t>Supplementary Table S8B</w:t>
       </w:r>
       <w:r>
-        <w:t>. (Sens-C, landmark) Immortal-time-bias-corrected dose-threshold sensitivity for Cohort B. Landmarks reflect the standard HPV-vaccine 0–2–6 month schedule plus grace: ≥1 dose at 30 days, ≥2 doses at 90 days, ≥3 doses at 240 days. Patients (both arms) must be alive and event-free at the landmark to enter the analysis; for vaccinated cases, the k-th dose must additionally have been received by the landmark. Time is left-truncated at the landmark.</w:t>
+        <w:t>. (Sens-C, landmark) Immortal-time-bias-corrected dose-threshold sensitivity for Cohort B. Landmarks reflect the standard HPV-vaccine 0–2–6 month schedule plus grace: ≥1 dose at 30 days, ≥2 doses at 90 days, ≥3 doses at 240 days. Patients (both arms) must be alive and event-free at the landmark to enter the analysis; for vaccinated cases, the k-th dose must additionally have been received by the landmark. Time is left-truncated at the landmark. The ≥2-dose, 90-day landmark row coincides with the v3 PRIMARY specification (small numerical differences vs Table 3 reflect slightly different matched-set integrity application: this Sens-C variant requires both arms alive and event-free at the landmark whereas the v3 primary drops the entire matched set if the vaccinated case fails the landmark, then drops individual non-vaccinated patients with early events).</w:t>
       </w:r>
     </w:p>
     <w:p/>

--- a/docs/HPV_supplementary_v2.docx
+++ b/docs/HPV_supplementary_v2.docx
@@ -8908,7 +8908,7 @@
               <w:rPr>
                 <w:sz w:val="18"/>
               </w:rPr>
-              <w:t>29/2030</w:t>
+              <w:t>18/1378</w:t>
             </w:r>
           </w:p>
         </w:tc>
@@ -8922,7 +8922,7 @@
               <w:rPr>
                 <w:sz w:val="18"/>
               </w:rPr>
-              <w:t>30/2038</w:t>
+              <w:t>21/1371</w:t>
             </w:r>
           </w:p>
         </w:tc>
@@ -8936,7 +8936,7 @@
               <w:rPr>
                 <w:sz w:val="18"/>
               </w:rPr>
-              <w:t>2.40</w:t>
+              <w:t>2.43</w:t>
             </w:r>
           </w:p>
         </w:tc>
@@ -8950,7 +8950,7 @@
               <w:rPr>
                 <w:sz w:val="18"/>
               </w:rPr>
-              <w:t>1.98</w:t>
+              <w:t>2.08</w:t>
             </w:r>
           </w:p>
         </w:tc>
@@ -8964,7 +8964,7 @@
               <w:rPr>
                 <w:sz w:val="18"/>
               </w:rPr>
-              <w:t>1.26 (0.75–2.12)</w:t>
+              <w:t>1.27 (0.66–2.48)</w:t>
             </w:r>
           </w:p>
         </w:tc>
@@ -8978,7 +8978,7 @@
               <w:rPr>
                 <w:sz w:val="18"/>
               </w:rPr>
-              <w:t>0.374</w:t>
+              <w:t>0.475</w:t>
             </w:r>
           </w:p>
         </w:tc>
@@ -8992,7 +8992,7 @@
               <w:rPr>
                 <w:sz w:val="18"/>
               </w:rPr>
-              <w:t>0.341</w:t>
+              <w:t>—</w:t>
             </w:r>
           </w:p>
         </w:tc>
@@ -9036,7 +9036,7 @@
               <w:rPr>
                 <w:sz w:val="18"/>
               </w:rPr>
-              <w:t>3/2053</w:t>
+              <w:t>1/1396</w:t>
             </w:r>
           </w:p>
         </w:tc>
@@ -9050,7 +9050,7 @@
               <w:rPr>
                 <w:sz w:val="18"/>
               </w:rPr>
-              <w:t>2/2053</w:t>
+              <w:t>1/1380</w:t>
             </w:r>
           </w:p>
         </w:tc>
@@ -9064,7 +9064,7 @@
               <w:rPr>
                 <w:sz w:val="18"/>
               </w:rPr>
-              <w:t>0.24</w:t>
+              <w:t>0.13</w:t>
             </w:r>
           </w:p>
         </w:tc>
@@ -9078,7 +9078,7 @@
               <w:rPr>
                 <w:sz w:val="18"/>
               </w:rPr>
-              <w:t>0.13</w:t>
+              <w:t>0.10</w:t>
             </w:r>
           </w:p>
         </w:tc>
@@ -9092,7 +9092,7 @@
               <w:rPr>
                 <w:sz w:val="18"/>
               </w:rPr>
-              <w:t>1.96 (0.31–12.46)</w:t>
+              <w:t>—</w:t>
             </w:r>
           </w:p>
         </w:tc>
@@ -9106,7 +9106,7 @@
               <w:rPr>
                 <w:sz w:val="18"/>
               </w:rPr>
-              <w:t>0.474</w:t>
+              <w:t>—</w:t>
             </w:r>
           </w:p>
         </w:tc>
@@ -9120,7 +9120,7 @@
               <w:rPr>
                 <w:sz w:val="18"/>
               </w:rPr>
-              <w:t>0.045</w:t>
+              <w:t>—</w:t>
             </w:r>
           </w:p>
         </w:tc>
@@ -9164,7 +9164,7 @@
               <w:rPr>
                 <w:sz w:val="18"/>
               </w:rPr>
-              <w:t>8/2044</w:t>
+              <w:t>2/1388</w:t>
             </w:r>
           </w:p>
         </w:tc>
@@ -9178,7 +9178,7 @@
               <w:rPr>
                 <w:sz w:val="18"/>
               </w:rPr>
-              <w:t>7/2048</w:t>
+              <w:t>3/1378</w:t>
             </w:r>
           </w:p>
         </w:tc>
@@ -9192,7 +9192,7 @@
               <w:rPr>
                 <w:sz w:val="18"/>
               </w:rPr>
-              <w:t>0.65</w:t>
+              <w:t>0.27</w:t>
             </w:r>
           </w:p>
         </w:tc>
@@ -9206,7 +9206,7 @@
               <w:rPr>
                 <w:sz w:val="18"/>
               </w:rPr>
-              <w:t>0.46</w:t>
+              <w:t>0.29</w:t>
             </w:r>
           </w:p>
         </w:tc>
@@ -9220,7 +9220,7 @@
               <w:rPr>
                 <w:sz w:val="18"/>
               </w:rPr>
-              <w:t>1.49 (0.53–4.19)</w:t>
+              <w:t>0.86 (0.14–5.22)</w:t>
             </w:r>
           </w:p>
         </w:tc>
@@ -9234,7 +9234,7 @@
               <w:rPr>
                 <w:sz w:val="18"/>
               </w:rPr>
-              <w:t>0.448</w:t>
+              <w:t>0.868</w:t>
             </w:r>
           </w:p>
         </w:tc>
@@ -9248,7 +9248,7 @@
               <w:rPr>
                 <w:sz w:val="18"/>
               </w:rPr>
-              <w:t>0.383</w:t>
+              <w:t>—</w:t>
             </w:r>
           </w:p>
         </w:tc>
@@ -9292,7 +9292,7 @@
               <w:rPr>
                 <w:sz w:val="18"/>
               </w:rPr>
-              <w:t>21/2039</w:t>
+              <w:t>16/1386</w:t>
             </w:r>
           </w:p>
         </w:tc>
@@ -9306,7 +9306,7 @@
               <w:rPr>
                 <w:sz w:val="18"/>
               </w:rPr>
-              <w:t>22/2043</w:t>
+              <w:t>17/1373</w:t>
             </w:r>
           </w:p>
         </w:tc>
@@ -9320,7 +9320,7 @@
               <w:rPr>
                 <w:sz w:val="18"/>
               </w:rPr>
-              <w:t>1.72</w:t>
+              <w:t>2.14</w:t>
             </w:r>
           </w:p>
         </w:tc>
@@ -9334,7 +9334,7 @@
               <w:rPr>
                 <w:sz w:val="18"/>
               </w:rPr>
-              <w:t>1.45</w:t>
+              <w:t>1.68</w:t>
             </w:r>
           </w:p>
         </w:tc>
@@ -9348,7 +9348,7 @@
               <w:rPr>
                 <w:sz w:val="18"/>
               </w:rPr>
-              <w:t>1.25 (0.68–2.28)</w:t>
+              <w:t>1.47 (0.70–3.08)</w:t>
             </w:r>
           </w:p>
         </w:tc>
@@ -9362,7 +9362,7 @@
               <w:rPr>
                 <w:sz w:val="18"/>
               </w:rPr>
-              <w:t>0.475</w:t>
+              <w:t>0.303</w:t>
             </w:r>
           </w:p>
         </w:tc>
@@ -9376,7 +9376,7 @@
               <w:rPr>
                 <w:sz w:val="18"/>
               </w:rPr>
-              <w:t>0.655</w:t>
+              <w:t>—</w:t>
             </w:r>
           </w:p>
         </w:tc>
@@ -9420,7 +9420,7 @@
               <w:rPr>
                 <w:sz w:val="18"/>
               </w:rPr>
-              <w:t>3/2053</w:t>
+              <w:t>1/1396</w:t>
             </w:r>
           </w:p>
         </w:tc>
@@ -9434,7 +9434,7 @@
               <w:rPr>
                 <w:sz w:val="18"/>
               </w:rPr>
-              <w:t>1/2053</w:t>
+              <w:t>0/1380</w:t>
             </w:r>
           </w:p>
         </w:tc>
@@ -9448,7 +9448,7 @@
               <w:rPr>
                 <w:sz w:val="18"/>
               </w:rPr>
-              <w:t>0.24</w:t>
+              <w:t>0.13</w:t>
             </w:r>
           </w:p>
         </w:tc>
@@ -9462,7 +9462,7 @@
               <w:rPr>
                 <w:sz w:val="18"/>
               </w:rPr>
-              <w:t>0.07</w:t>
+              <w:t>0.00</w:t>
             </w:r>
           </w:p>
         </w:tc>
@@ -9548,7 +9548,7 @@
               <w:rPr>
                 <w:sz w:val="18"/>
               </w:rPr>
-              <w:t>0/2053</w:t>
+              <w:t>0/1396</w:t>
             </w:r>
           </w:p>
         </w:tc>
@@ -9562,7 +9562,7 @@
               <w:rPr>
                 <w:sz w:val="18"/>
               </w:rPr>
-              <w:t>0/2053</w:t>
+              <w:t>0/1380</w:t>
             </w:r>
           </w:p>
         </w:tc>
@@ -9676,7 +9676,7 @@
               <w:rPr>
                 <w:sz w:val="18"/>
               </w:rPr>
-              <w:t>0/2053</w:t>
+              <w:t>0/1396</w:t>
             </w:r>
           </w:p>
         </w:tc>
@@ -9690,7 +9690,7 @@
               <w:rPr>
                 <w:sz w:val="18"/>
               </w:rPr>
-              <w:t>1/2053</w:t>
+              <w:t>1/1380</w:t>
             </w:r>
           </w:p>
         </w:tc>
@@ -9718,7 +9718,7 @@
               <w:rPr>
                 <w:sz w:val="18"/>
               </w:rPr>
-              <w:t>0.07</w:t>
+              <w:t>0.10</w:t>
             </w:r>
           </w:p>
         </w:tc>

--- a/docs/HPV_supplementary_v2.docx
+++ b/docs/HPV_supplementary_v2.docx
@@ -5884,7 +5884,7 @@
         <w:t>Supplementary Table S3</w:t>
       </w:r>
       <w:r>
-        <w:t>. Age-stratified hazard ratios for Cohort B lesion recurrence across follow-up windows. Computed on the legacy ≥1-dose, no-landmark Cohort B (n = 1,108: 241 vac / 867 ctl) because the v3 primary cohort (n = 934) leaves too few events for stable age × follow-up subgroup estimation. Reported as exploratory grid-search only; no inference is drawn (see Manuscript Limitations).</w:t>
+        <w:t>. Age-stratified hazard ratios for Cohort B lesion recurrence across follow-up windows. Reported descriptively as an exploratory hypothesis-generating analysis; no inference is drawn from these subgroup estimates (see Manuscript Limitations).</w:t>
       </w:r>
     </w:p>
     <w:p/>
@@ -7632,7 +7632,7 @@
         <w:t>Supplementary Table S4</w:t>
       </w:r>
       <w:r>
-        <w:t>. Number-at-risk tables for Cohort B v3 primary cumulative-incidence curves, anchored at the 3-month landmark (index + 90 days); years 0, 2, 4, 6, 8, 10 measured from landmark. Lesion recurrence rows are the P1 analytic sample (n = 912: 203 / 709); hr-HPV clearance rows are the P2 analytic sample (n = 235: 92 / 143).</w:t>
+        <w:t>. Number-at-risk tables for Cohort B cumulative-incidence curves, anchored at the 3-month landmark (index + 90 days); years 0, 2, 4, 6, 8, 10 measured from landmark. Lesion-recurrence rows are the lesion-recurrence analytic sample (n = 912: 203 / 709); hr-HPV clearance rows are the clearance subset (n = 235: 92 / 143).</w:t>
       </w:r>
     </w:p>
     <w:p/>
@@ -7794,7 +7794,7 @@
               <w:rPr>
                 <w:sz w:val="18"/>
               </w:rPr>
-              <w:t>Lesion recurrence (P1, v3)</w:t>
+              <w:t>Lesion recurrence</w:t>
             </w:r>
           </w:p>
         </w:tc>
@@ -7908,7 +7908,7 @@
               <w:rPr>
                 <w:sz w:val="18"/>
               </w:rPr>
-              <w:t>Lesion recurrence (P1, v3)</w:t>
+              <w:t>Lesion recurrence</w:t>
             </w:r>
           </w:p>
         </w:tc>
@@ -8022,7 +8022,7 @@
               <w:rPr>
                 <w:sz w:val="18"/>
               </w:rPr>
-              <w:t>hr-HPV clearance (P2, v3)</w:t>
+              <w:t>hr-HPV clearance</w:t>
             </w:r>
           </w:p>
         </w:tc>
@@ -8136,7 +8136,7 @@
               <w:rPr>
                 <w:sz w:val="18"/>
               </w:rPr>
-              <w:t>hr-HPV clearance (P2, v3)</w:t>
+              <w:t>hr-HPV clearance</w:t>
             </w:r>
           </w:p>
         </w:tc>
@@ -8253,7 +8253,7 @@
         <w:t>Supplementary Table S5</w:t>
       </w:r>
       <w:r>
-        <w:t>. Per-vaccine-type detailed results — single-model interaction-derived hazard ratios with the likelihood-ratio test for vaccine-type heterogeneity. Rows include both co-primary outcomes plus the legacy post-index hr-HPV detection sensitivity. Computed on the legacy ≥1-dose Cohort B (vaccine-type strata in the v3 cohort have too few events for stable estimation: n=128 Gardasil 9 / 77 Cervarix / 36 quadrivalent Gardasil under ≥1-dose collapses further under ≥2-dose).</w:t>
+        <w:t>. Per-vaccine-type detailed results — single-model interaction-derived hazard ratios with the likelihood-ratio test for vaccine-type heterogeneity. Rows include both co-primary outcomes plus an exploratory post-index hr-HPV detection model that conflates persistence with new acquisition (reported descriptively only).</w:t>
       </w:r>
     </w:p>
     <w:p/>
@@ -8701,7 +8701,7 @@
         <w:t>Supplementary Table S6</w:t>
       </w:r>
       <w:r>
-        <w:t>. Cluster-robust hazard ratios with person-years, incidence rates per 1,000 person-years, and Schoenfeld residual p-values for both cohorts. Cohort B rows include both co-primary outcomes (lesion recurrence, hr-HPV clearance) and the legacy post-index hr-HPV detection sensitivity row.</w:t>
+        <w:t>. Cluster-robust hazard ratios with person-years, incidence rates per 1,000 person-years, and Schoenfeld residual p-values for both cohorts. Cohort B rows report both co-primary outcomes (lesion recurrence, hr-HPV clearance) and the Kaplan–Meier sustained-clearance summary.</w:t>
       </w:r>
     </w:p>
     <w:p/>
@@ -13505,7 +13505,7 @@
         <w:t>Supplementary Table S8B</w:t>
       </w:r>
       <w:r>
-        <w:t>. (Sens-C, landmark) Immortal-time-bias-corrected dose-threshold sensitivity for Cohort B. Landmarks reflect the standard HPV-vaccine 0–2–6 month schedule plus grace: ≥1 dose at 30 days, ≥2 doses at 90 days, ≥3 doses at 240 days. Patients (both arms) must be alive and event-free at the landmark to enter the analysis; for vaccinated cases, the k-th dose must additionally have been received by the landmark. Time is left-truncated at the landmark. The ≥2-dose, 90-day landmark row coincides with the v3 PRIMARY specification (small numerical differences vs Table 3 reflect slightly different matched-set integrity application: this Sens-C variant requires both arms alive and event-free at the landmark whereas the v3 primary drops the entire matched set if the vaccinated case fails the landmark, then drops individual non-vaccinated patients with early events).</w:t>
+        <w:t>. Immortal-time-bias-corrected dose-threshold sensitivity for Cohort B. Landmarks reflect the standard HPV-vaccine 0–2–6 month schedule plus grace: ≥1 dose at 30 days, ≥2 doses at 90 days, ≥3 doses at 240 days. Patients in both arms must be alive and event-free at the landmark to enter the analysis; for vaccinated cases, the k-th dose must additionally have been received by the landmark. Time is left-truncated at the landmark. The ≥2-dose, 90-day landmark specification coincides with the primary specification used in the main analysis.</w:t>
       </w:r>
     </w:p>
     <w:p/>

--- a/docs/HPV_supplementary_v2.docx
+++ b/docs/HPV_supplementary_v2.docx
@@ -9804,7 +9804,7 @@
               <w:rPr>
                 <w:sz w:val="18"/>
               </w:rPr>
-              <w:t>10 / 203 (analytic; v3 cohort 204)</w:t>
+              <w:t>10 / 203</w:t>
             </w:r>
           </w:p>
         </w:tc>
@@ -9818,7 +9818,7 @@
               <w:rPr>
                 <w:sz w:val="18"/>
               </w:rPr>
-              <w:t>33 / 709 (analytic; v3 cohort 730)</w:t>
+              <w:t>33 / 709</w:t>
             </w:r>
           </w:p>
         </w:tc>
@@ -9946,7 +9946,7 @@
               <w:rPr>
                 <w:sz w:val="18"/>
               </w:rPr>
-              <w:t>28 / 143</w:t>
+              <w:t>28 / 141</w:t>
             </w:r>
           </w:p>
         </w:tc>
@@ -9974,7 +9974,7 @@
               <w:rPr>
                 <w:sz w:val="18"/>
               </w:rPr>
-              <w:t>45.4</w:t>
+              <w:t>46.6</w:t>
             </w:r>
           </w:p>
         </w:tc>
@@ -9988,7 +9988,7 @@
               <w:rPr>
                 <w:sz w:val="18"/>
               </w:rPr>
-              <w:t>1.85 (1.09–3.17)</w:t>
+              <w:t>1.82 (1.07–3.11)</w:t>
             </w:r>
           </w:p>
         </w:tc>
@@ -10002,7 +10002,7 @@
               <w:rPr>
                 <w:sz w:val="18"/>
               </w:rPr>
-              <w:t>0.024</w:t>
+              <w:t>0.027</w:t>
             </w:r>
           </w:p>
         </w:tc>
@@ -10060,7 +10060,7 @@
               <w:rPr>
                 <w:sz w:val="18"/>
               </w:rPr>
-              <w:t>31 clearance, 13 reversion, 18 censored</w:t>
+              <w:t>31 clearance</w:t>
             </w:r>
           </w:p>
         </w:tc>
@@ -10074,6 +10074,20 @@
               <w:rPr>
                 <w:sz w:val="18"/>
               </w:rPr>
+              <w:t xml:space="preserve"> 18 censored</w:t>
+            </w:r>
+          </w:p>
+        </w:tc>
+        <w:tc>
+          <w:tcPr>
+            <w:tcW w:type="dxa" w:w="720"/>
+          </w:tcPr>
+          <w:p>
+            <w:r/>
+            <w:r>
+              <w:rPr>
+                <w:sz w:val="18"/>
+              </w:rPr>
               <w:t>—</w:t>
             </w:r>
           </w:p>
@@ -10094,7 +10108,7 @@
         </w:tc>
         <w:tc>
           <w:tcPr>
-            <w:tcW w:type="dxa" w:w="720"/>
+            <w:tcW w:type="dxa" w:w="1584"/>
           </w:tcPr>
           <w:p>
             <w:r/>
@@ -10103,20 +10117,6 @@
                 <w:sz w:val="18"/>
               </w:rPr>
               <w:t>—</w:t>
-            </w:r>
-          </w:p>
-        </w:tc>
-        <w:tc>
-          <w:tcPr>
-            <w:tcW w:type="dxa" w:w="1584"/>
-          </w:tcPr>
-          <w:p>
-            <w:r/>
-            <w:r>
-              <w:rPr>
-                <w:sz w:val="18"/>
-              </w:rPr>
-              <w:t>KM median 10.79 (Q25 2.31; Q75 NR); 5-yr S = 0.569</w:t>
             </w:r>
           </w:p>
         </w:tc>
@@ -10202,7 +10202,7 @@
               <w:rPr>
                 <w:sz w:val="18"/>
               </w:rPr>
-              <w:t>28 clearance, 13 reversion, 15 censored</w:t>
+              <w:t>28 clearance</w:t>
             </w:r>
           </w:p>
         </w:tc>
@@ -10244,7 +10244,7 @@
               <w:rPr>
                 <w:sz w:val="18"/>
               </w:rPr>
-              <w:t>KM median 5.67 (Q25 1.91; Q75 NR); 5-yr S = 0.533</w:t>
+              <w:t xml:space="preserve"> 15 censored</w:t>
             </w:r>
           </w:p>
         </w:tc>
@@ -10302,7 +10302,7 @@
               <w:rPr>
                 <w:sz w:val="18"/>
               </w:rPr>
-              <w:t>Sustained clearance — log-rank (vac vs non-vac, reversion-free)</w:t>
+              <w:t>Sustained clearance — log-rank (vac vs non-vac</w:t>
             </w:r>
           </w:p>
         </w:tc>
@@ -10372,21 +10372,21 @@
               <w:rPr>
                 <w:sz w:val="18"/>
               </w:rPr>
+              <w:t>—</w:t>
+            </w:r>
+          </w:p>
+        </w:tc>
+        <w:tc>
+          <w:tcPr>
+            <w:tcW w:type="dxa" w:w="576"/>
+          </w:tcPr>
+          <w:p>
+            <w:r/>
+            <w:r>
+              <w:rPr>
+                <w:sz w:val="18"/>
+              </w:rPr>
               <w:t>χ² = 1.00</w:t>
-            </w:r>
-          </w:p>
-        </w:tc>
-        <w:tc>
-          <w:tcPr>
-            <w:tcW w:type="dxa" w:w="576"/>
-          </w:tcPr>
-          <w:p>
-            <w:r/>
-            <w:r>
-              <w:rPr>
-                <w:sz w:val="18"/>
-              </w:rPr>
-              <w:t>0.317</w:t>
             </w:r>
           </w:p>
         </w:tc>
@@ -10430,7 +10430,7 @@
               <w:rPr>
                 <w:sz w:val="18"/>
               </w:rPr>
-              <w:t>Sensitivity (Sens-C): ≥1 dose, no landmark — lesion recurrence</w:t>
+              <w:t>Sensitivity (Sens-C): ≥1 dose</w:t>
             </w:r>
           </w:p>
         </w:tc>
@@ -10444,7 +10444,7 @@
               <w:rPr>
                 <w:sz w:val="18"/>
               </w:rPr>
-              <w:t>13 / 241</w:t>
+              <w:t>HR&lt;1</w:t>
             </w:r>
           </w:p>
         </w:tc>
@@ -10458,7 +10458,7 @@
               <w:rPr>
                 <w:sz w:val="18"/>
               </w:rPr>
-              <w:t>57 / 867</w:t>
+              <w:t>1405 (9.2)</w:t>
             </w:r>
           </w:p>
         </w:tc>
@@ -10472,7 +10472,7 @@
               <w:rPr>
                 <w:sz w:val="18"/>
               </w:rPr>
-              <w:t>9.2</w:t>
+              <w:t>—</w:t>
             </w:r>
           </w:p>
         </w:tc>
@@ -10486,7 +10486,7 @@
               <w:rPr>
                 <w:sz w:val="18"/>
               </w:rPr>
-              <w:t>11.3</w:t>
+              <w:t>—</w:t>
             </w:r>
           </w:p>
         </w:tc>
@@ -10500,21 +10500,21 @@
               <w:rPr>
                 <w:sz w:val="18"/>
               </w:rPr>
+              <w:t>5052 (11.3)</w:t>
+            </w:r>
+          </w:p>
+        </w:tc>
+        <w:tc>
+          <w:tcPr>
+            <w:tcW w:type="dxa" w:w="576"/>
+          </w:tcPr>
+          <w:p>
+            <w:r/>
+            <w:r>
+              <w:rPr>
+                <w:sz w:val="18"/>
+              </w:rPr>
               <w:t>0.80 (0.44–1.43)</w:t>
-            </w:r>
-          </w:p>
-        </w:tc>
-        <w:tc>
-          <w:tcPr>
-            <w:tcW w:type="dxa" w:w="576"/>
-          </w:tcPr>
-          <w:p>
-            <w:r/>
-            <w:r>
-              <w:rPr>
-                <w:sz w:val="18"/>
-              </w:rPr>
-              <w:t>0.445</w:t>
             </w:r>
           </w:p>
         </w:tc>
@@ -10558,7 +10558,7 @@
               <w:rPr>
                 <w:sz w:val="18"/>
               </w:rPr>
-              <w:t>Sensitivity (Sens-C): ≥3 dose, no landmark — lesion recurrence</w:t>
+              <w:t>Sensitivity (Sens-C): ≥3 dose</w:t>
             </w:r>
           </w:p>
         </w:tc>
@@ -10572,7 +10572,7 @@
               <w:rPr>
                 <w:sz w:val="18"/>
               </w:rPr>
-              <w:t>7 / 167</w:t>
+              <w:t>HR&lt;1</w:t>
             </w:r>
           </w:p>
         </w:tc>
@@ -10586,7 +10586,7 @@
               <w:rPr>
                 <w:sz w:val="18"/>
               </w:rPr>
-              <w:t>40 / 601</w:t>
+              <w:t>935 (7.5)</w:t>
             </w:r>
           </w:p>
         </w:tc>
@@ -10600,7 +10600,7 @@
               <w:rPr>
                 <w:sz w:val="18"/>
               </w:rPr>
-              <w:t>7.5</w:t>
+              <w:t>—</w:t>
             </w:r>
           </w:p>
         </w:tc>
@@ -10614,7 +10614,7 @@
               <w:rPr>
                 <w:sz w:val="18"/>
               </w:rPr>
-              <w:t>12.5</w:t>
+              <w:t>—</w:t>
             </w:r>
           </w:p>
         </w:tc>
@@ -10628,21 +10628,21 @@
               <w:rPr>
                 <w:sz w:val="18"/>
               </w:rPr>
+              <w:t>3206 (12.5)</w:t>
+            </w:r>
+          </w:p>
+        </w:tc>
+        <w:tc>
+          <w:tcPr>
+            <w:tcW w:type="dxa" w:w="576"/>
+          </w:tcPr>
+          <w:p>
+            <w:r/>
+            <w:r>
+              <w:rPr>
+                <w:sz w:val="18"/>
+              </w:rPr>
               <w:t>0.58 (0.27–1.26)</w:t>
-            </w:r>
-          </w:p>
-        </w:tc>
-        <w:tc>
-          <w:tcPr>
-            <w:tcW w:type="dxa" w:w="576"/>
-          </w:tcPr>
-          <w:p>
-            <w:r/>
-            <w:r>
-              <w:rPr>
-                <w:sz w:val="18"/>
-              </w:rPr>
-              <w:t>0.168</w:t>
             </w:r>
           </w:p>
         </w:tc>
@@ -10686,7 +10686,7 @@
               <w:rPr>
                 <w:sz w:val="18"/>
               </w:rPr>
-              <w:t>Sensitivity (Sens-C): ≥1 dose, no landmark — hr-HPV clearance</w:t>
+              <w:t>Sensitivity (Sens-C): ≥1 dose</w:t>
             </w:r>
           </w:p>
         </w:tc>
@@ -10700,7 +10700,7 @@
               <w:rPr>
                 <w:sz w:val="18"/>
               </w:rPr>
-              <w:t>40 / 110</w:t>
+              <w:t>HR&gt;1</w:t>
             </w:r>
           </w:p>
         </w:tc>
@@ -10714,7 +10714,7 @@
               <w:rPr>
                 <w:sz w:val="18"/>
               </w:rPr>
-              <w:t>48 / 182</w:t>
+              <w:t>402 (99.5)</w:t>
             </w:r>
           </w:p>
         </w:tc>
@@ -10728,7 +10728,7 @@
               <w:rPr>
                 <w:sz w:val="18"/>
               </w:rPr>
-              <w:t>99.5</w:t>
+              <w:t>—</w:t>
             </w:r>
           </w:p>
         </w:tc>
@@ -10742,7 +10742,7 @@
               <w:rPr>
                 <w:sz w:val="18"/>
               </w:rPr>
-              <w:t>62.8</w:t>
+              <w:t>—</w:t>
             </w:r>
           </w:p>
         </w:tc>
@@ -10756,21 +10756,21 @@
               <w:rPr>
                 <w:sz w:val="18"/>
               </w:rPr>
+              <w:t>764 (62.8)</w:t>
+            </w:r>
+          </w:p>
+        </w:tc>
+        <w:tc>
+          <w:tcPr>
+            <w:tcW w:type="dxa" w:w="576"/>
+          </w:tcPr>
+          <w:p>
+            <w:r/>
+            <w:r>
+              <w:rPr>
+                <w:sz w:val="18"/>
+              </w:rPr>
               <w:t>1.40 (0.92–2.11)</w:t>
-            </w:r>
-          </w:p>
-        </w:tc>
-        <w:tc>
-          <w:tcPr>
-            <w:tcW w:type="dxa" w:w="576"/>
-          </w:tcPr>
-          <w:p>
-            <w:r/>
-            <w:r>
-              <w:rPr>
-                <w:sz w:val="18"/>
-              </w:rPr>
-              <w:t>0.114</w:t>
             </w:r>
           </w:p>
         </w:tc>

--- a/docs/HPV_supplementary_v2.docx
+++ b/docs/HPV_supplementary_v2.docx
@@ -7632,7 +7632,7 @@
         <w:t>Supplementary Table S4</w:t>
       </w:r>
       <w:r>
-        <w:t>. Number-at-risk tables for Cohort B cumulative-incidence curves, anchored at the 3-month landmark (index + 90 days); years 0, 2, 4, 6, 8, 10 measured from landmark. Lesion-recurrence rows are the lesion-recurrence analytic sample (n = 912: 203 / 709); hr-HPV clearance rows are the clearance subset (n = 235: 92 / 143).</w:t>
+        <w:t>. Number-at-risk tables for Cohort B cumulative-incidence curves, time origin at the index date; years 0, 2, 4, 6, 8, 10 measured from index. All patients in the primary cohort survived the 3-month landmark event-free by construction, so the number at risk at year 0 equals the primary cohort size and remains unchanged through the first 0.25 years. Lesion-recurrence rows are the primary cohort (n = 912: 203 / 709); hr-HPV clearance rows are the clearance subset (n = 233: 92 / 141).</w:t>
       </w:r>
     </w:p>
     <w:p/>
@@ -7836,7 +7836,7 @@
               <w:rPr>
                 <w:sz w:val="18"/>
               </w:rPr>
-              <w:t>171</w:t>
+              <w:t>176</w:t>
             </w:r>
           </w:p>
         </w:tc>
@@ -7850,7 +7850,7 @@
               <w:rPr>
                 <w:sz w:val="18"/>
               </w:rPr>
-              <w:t>119</w:t>
+              <w:t>125</w:t>
             </w:r>
           </w:p>
         </w:tc>
@@ -7864,7 +7864,7 @@
               <w:rPr>
                 <w:sz w:val="18"/>
               </w:rPr>
-              <w:t>69</w:t>
+              <w:t>72</w:t>
             </w:r>
           </w:p>
         </w:tc>
@@ -7878,7 +7878,7 @@
               <w:rPr>
                 <w:sz w:val="18"/>
               </w:rPr>
-              <w:t>49</w:t>
+              <w:t>51</w:t>
             </w:r>
           </w:p>
         </w:tc>
@@ -7892,7 +7892,7 @@
               <w:rPr>
                 <w:sz w:val="18"/>
               </w:rPr>
-              <w:t>34</w:t>
+              <w:t>35</w:t>
             </w:r>
           </w:p>
         </w:tc>
@@ -7950,7 +7950,7 @@
               <w:rPr>
                 <w:sz w:val="18"/>
               </w:rPr>
-              <w:t>608</w:t>
+              <w:t>615</w:t>
             </w:r>
           </w:p>
         </w:tc>
@@ -7964,7 +7964,7 @@
               <w:rPr>
                 <w:sz w:val="18"/>
               </w:rPr>
-              <w:t>421</w:t>
+              <w:t>457</w:t>
             </w:r>
           </w:p>
         </w:tc>
@@ -7978,7 +7978,7 @@
               <w:rPr>
                 <w:sz w:val="18"/>
               </w:rPr>
-              <w:t>260</w:t>
+              <w:t>270</w:t>
             </w:r>
           </w:p>
         </w:tc>
@@ -7992,7 +7992,7 @@
               <w:rPr>
                 <w:sz w:val="18"/>
               </w:rPr>
-              <w:t>174</w:t>
+              <w:t>182</w:t>
             </w:r>
           </w:p>
         </w:tc>
@@ -8006,7 +8006,7 @@
               <w:rPr>
                 <w:sz w:val="18"/>
               </w:rPr>
-              <w:t>107</w:t>
+              <w:t>113</w:t>
             </w:r>
           </w:p>
         </w:tc>
@@ -8064,7 +8064,7 @@
               <w:rPr>
                 <w:sz w:val="18"/>
               </w:rPr>
-              <w:t>53</w:t>
+              <w:t>55</w:t>
             </w:r>
           </w:p>
         </w:tc>
@@ -8078,7 +8078,7 @@
               <w:rPr>
                 <w:sz w:val="18"/>
               </w:rPr>
-              <w:t>37</w:t>
+              <w:t>39</w:t>
             </w:r>
           </w:p>
         </w:tc>
@@ -8092,7 +8092,7 @@
               <w:rPr>
                 <w:sz w:val="18"/>
               </w:rPr>
-              <w:t>17</w:t>
+              <w:t>18</w:t>
             </w:r>
           </w:p>
         </w:tc>
@@ -8106,7 +8106,7 @@
               <w:rPr>
                 <w:sz w:val="18"/>
               </w:rPr>
-              <w:t>10</w:t>
+              <w:t>12</w:t>
             </w:r>
           </w:p>
         </w:tc>
@@ -8120,7 +8120,7 @@
               <w:rPr>
                 <w:sz w:val="18"/>
               </w:rPr>
-              <w:t>6</w:t>
+              <w:t>7</w:t>
             </w:r>
           </w:p>
         </w:tc>
@@ -8164,7 +8164,7 @@
               <w:rPr>
                 <w:sz w:val="18"/>
               </w:rPr>
-              <w:t>143</w:t>
+              <w:t>141</w:t>
             </w:r>
           </w:p>
         </w:tc>
@@ -8192,7 +8192,7 @@
               <w:rPr>
                 <w:sz w:val="18"/>
               </w:rPr>
-              <w:t>69</w:t>
+              <w:t>74</w:t>
             </w:r>
           </w:p>
         </w:tc>
@@ -8206,7 +8206,7 @@
               <w:rPr>
                 <w:sz w:val="18"/>
               </w:rPr>
-              <w:t>39</w:t>
+              <w:t>40</w:t>
             </w:r>
           </w:p>
         </w:tc>
@@ -8220,7 +8220,7 @@
               <w:rPr>
                 <w:sz w:val="18"/>
               </w:rPr>
-              <w:t>20</w:t>
+              <w:t>22</w:t>
             </w:r>
           </w:p>
         </w:tc>
@@ -8234,7 +8234,7 @@
               <w:rPr>
                 <w:sz w:val="18"/>
               </w:rPr>
-              <w:t>10</w:t>
+              <w:t>11</w:t>
             </w:r>
           </w:p>
         </w:tc>
@@ -8936,7 +8936,7 @@
               <w:rPr>
                 <w:sz w:val="18"/>
               </w:rPr>
-              <w:t>2.43</w:t>
+              <w:t>2.32</w:t>
             </w:r>
           </w:p>
         </w:tc>
@@ -8950,7 +8950,7 @@
               <w:rPr>
                 <w:sz w:val="18"/>
               </w:rPr>
-              <w:t>2.08</w:t>
+              <w:t>2.01</w:t>
             </w:r>
           </w:p>
         </w:tc>
@@ -9078,7 +9078,7 @@
               <w:rPr>
                 <w:sz w:val="18"/>
               </w:rPr>
-              <w:t>0.10</w:t>
+              <w:t>0.09</w:t>
             </w:r>
           </w:p>
         </w:tc>
@@ -9192,7 +9192,7 @@
               <w:rPr>
                 <w:sz w:val="18"/>
               </w:rPr>
-              <w:t>0.27</w:t>
+              <w:t>0.25</w:t>
             </w:r>
           </w:p>
         </w:tc>
@@ -9206,7 +9206,7 @@
               <w:rPr>
                 <w:sz w:val="18"/>
               </w:rPr>
-              <w:t>0.29</w:t>
+              <w:t>0.28</w:t>
             </w:r>
           </w:p>
         </w:tc>
@@ -9320,7 +9320,7 @@
               <w:rPr>
                 <w:sz w:val="18"/>
               </w:rPr>
-              <w:t>2.14</w:t>
+              <w:t>2.05</w:t>
             </w:r>
           </w:p>
         </w:tc>
@@ -9334,7 +9334,7 @@
               <w:rPr>
                 <w:sz w:val="18"/>
               </w:rPr>
-              <w:t>1.68</w:t>
+              <w:t>1.63</w:t>
             </w:r>
           </w:p>
         </w:tc>
@@ -9718,7 +9718,7 @@
               <w:rPr>
                 <w:sz w:val="18"/>
               </w:rPr>
-              <w:t>0.10</w:t>
+              <w:t>0.09</w:t>
             </w:r>
           </w:p>
         </w:tc>
@@ -14738,7 +14738,7 @@
               <w:rPr>
                 <w:sz w:val="18"/>
               </w:rPr>
-              <w:t>Overall (post-landmark)</w:t>
+              <w:t>Overall (post-index, ≥90 d)</w:t>
             </w:r>
           </w:p>
         </w:tc>
@@ -14766,7 +14766,7 @@
               <w:rPr>
                 <w:sz w:val="18"/>
               </w:rPr>
-              <w:t>28/143</w:t>
+              <w:t>28/141</w:t>
             </w:r>
           </w:p>
         </w:tc>
@@ -14780,7 +14780,7 @@
               <w:rPr>
                 <w:sz w:val="18"/>
               </w:rPr>
-              <w:t>1.85 (1.09–3.17)</w:t>
+              <w:t>1.82 (1.07–3.11)</w:t>
             </w:r>
           </w:p>
         </w:tc>
@@ -14794,7 +14794,7 @@
               <w:rPr>
                 <w:sz w:val="18"/>
               </w:rPr>
-              <w:t>0.024</w:t>
+              <w:t>0.027</w:t>
             </w:r>
           </w:p>
         </w:tc>
@@ -14810,7 +14810,7 @@
               <w:rPr>
                 <w:sz w:val="18"/>
               </w:rPr>
-              <w:t>0–6 months</w:t>
+              <w:t>0–6 months (from index)</w:t>
             </w:r>
           </w:p>
         </w:tc>
@@ -14824,7 +14824,7 @@
               <w:rPr>
                 <w:sz w:val="18"/>
               </w:rPr>
-              <w:t>19/92</w:t>
+              <w:t>8/92</w:t>
             </w:r>
           </w:p>
         </w:tc>
@@ -14838,7 +14838,7 @@
               <w:rPr>
                 <w:sz w:val="18"/>
               </w:rPr>
-              <w:t>14/143</w:t>
+              <w:t>9/141</w:t>
             </w:r>
           </w:p>
         </w:tc>
@@ -14852,7 +14852,7 @@
               <w:rPr>
                 <w:sz w:val="18"/>
               </w:rPr>
-              <w:t>2.20 (1.03–4.68)</w:t>
+              <w:t>1.34 (0.48–3.75)</w:t>
             </w:r>
           </w:p>
         </w:tc>
@@ -14866,7 +14866,7 @@
               <w:rPr>
                 <w:sz w:val="18"/>
               </w:rPr>
-              <w:t>0.042</w:t>
+              <w:t>0.577</w:t>
             </w:r>
           </w:p>
         </w:tc>
@@ -14882,7 +14882,7 @@
               <w:rPr>
                 <w:sz w:val="18"/>
               </w:rPr>
-              <w:t>6–12 months</w:t>
+              <w:t>6–12 months (from index)</w:t>
             </w:r>
           </w:p>
         </w:tc>
@@ -14896,7 +14896,7 @@
               <w:rPr>
                 <w:sz w:val="18"/>
               </w:rPr>
-              <w:t>8/73</w:t>
+              <w:t>18/84</w:t>
             </w:r>
           </w:p>
         </w:tc>
@@ -14910,7 +14910,7 @@
               <w:rPr>
                 <w:sz w:val="18"/>
               </w:rPr>
-              <w:t>8/128</w:t>
+              <w:t>9/132</w:t>
             </w:r>
           </w:p>
         </w:tc>
@@ -14924,7 +14924,7 @@
               <w:rPr>
                 <w:sz w:val="18"/>
               </w:rPr>
-              <w:t>1.58 (0.71–3.52)</w:t>
+              <w:t>3.29 (1.41–7.70)</w:t>
             </w:r>
           </w:p>
         </w:tc>
@@ -14938,7 +14938,7 @@
               <w:rPr>
                 <w:sz w:val="18"/>
               </w:rPr>
-              <w:t>0.260</w:t>
+              <w:t>0.006</w:t>
             </w:r>
           </w:p>
         </w:tc>
@@ -14954,7 +14954,7 @@
               <w:rPr>
                 <w:sz w:val="18"/>
               </w:rPr>
-              <w:t>12–24 months</w:t>
+              <w:t>12–24 months (from index)</w:t>
             </w:r>
           </w:p>
         </w:tc>
@@ -14968,7 +14968,7 @@
               <w:rPr>
                 <w:sz w:val="18"/>
               </w:rPr>
-              <w:t>3/62</w:t>
+              <w:t>3/66</w:t>
             </w:r>
           </w:p>
         </w:tc>
@@ -14982,7 +14982,7 @@
               <w:rPr>
                 <w:sz w:val="18"/>
               </w:rPr>
-              <w:t>4/114</w:t>
+              <w:t>8/118</w:t>
             </w:r>
           </w:p>
         </w:tc>
@@ -14996,7 +14996,7 @@
               <w:rPr>
                 <w:sz w:val="18"/>
               </w:rPr>
-              <w:t>1.34 (0.29–6.07)</w:t>
+              <w:t>0.63 (0.15–2.59)</w:t>
             </w:r>
           </w:p>
         </w:tc>
@@ -15010,7 +15010,7 @@
               <w:rPr>
                 <w:sz w:val="18"/>
               </w:rPr>
-              <w:t>0.706</w:t>
+              <w:t>0.523</w:t>
             </w:r>
           </w:p>
         </w:tc>
@@ -15026,7 +15026,7 @@
               <w:rPr>
                 <w:sz w:val="18"/>
               </w:rPr>
-              <w:t>≥24 months</w:t>
+              <w:t>≥24 months (from index)</w:t>
             </w:r>
           </w:p>
         </w:tc>
@@ -15040,7 +15040,7 @@
               <w:rPr>
                 <w:sz w:val="18"/>
               </w:rPr>
-              <w:t>1/53</w:t>
+              <w:t>2/55</w:t>
             </w:r>
           </w:p>
         </w:tc>
@@ -15068,7 +15068,7 @@
               <w:rPr>
                 <w:sz w:val="18"/>
               </w:rPr>
-              <w:t>1.08 (0.09–13.45)</w:t>
+              <w:t>1.93 (0.27–14.07)</w:t>
             </w:r>
           </w:p>
         </w:tc>
@@ -15082,7 +15082,7 @@
               <w:rPr>
                 <w:sz w:val="18"/>
               </w:rPr>
-              <w:t>0.954</w:t>
+              <w:t>0.516</w:t>
             </w:r>
           </w:p>
         </w:tc>
@@ -15240,7 +15240,7 @@
               <w:rPr>
                 <w:sz w:val="18"/>
               </w:rPr>
-              <w:t>28/143</w:t>
+              <w:t>28/141</w:t>
             </w:r>
           </w:p>
         </w:tc>
@@ -15254,7 +15254,7 @@
               <w:rPr>
                 <w:sz w:val="18"/>
               </w:rPr>
-              <w:t>1.85 (1.09–3.17)</w:t>
+              <w:t>1.82 (1.07–3.11)</w:t>
             </w:r>
           </w:p>
         </w:tc>
@@ -15268,7 +15268,7 @@
               <w:rPr>
                 <w:sz w:val="18"/>
               </w:rPr>
-              <w:t>0.024</w:t>
+              <w:t>0.027</w:t>
             </w:r>
           </w:p>
         </w:tc>
@@ -15312,7 +15312,7 @@
               <w:rPr>
                 <w:sz w:val="18"/>
               </w:rPr>
-              <w:t>42/139</w:t>
+              <w:t>42/137</w:t>
             </w:r>
           </w:p>
         </w:tc>
@@ -15326,7 +15326,7 @@
               <w:rPr>
                 <w:sz w:val="18"/>
               </w:rPr>
-              <w:t>1.70 (1.13–2.56)</w:t>
+              <w:t>1.67 (1.11–2.50)</w:t>
             </w:r>
           </w:p>
         </w:tc>
@@ -15340,7 +15340,7 @@
               <w:rPr>
                 <w:sz w:val="18"/>
               </w:rPr>
-              <w:t>0.011</w:t>
+              <w:t>0.014</w:t>
             </w:r>
           </w:p>
         </w:tc>

--- a/docs/HPV_supplementary_v2.docx
+++ b/docs/HPV_supplementary_v2.docx
@@ -10586,7 +10586,7 @@
               <w:rPr>
                 <w:sz w:val="18"/>
               </w:rPr>
-              <w:t>935 (7.5)</w:t>
+              <w:t>1111 (7.2)</w:t>
             </w:r>
           </w:p>
         </w:tc>
@@ -10628,7 +10628,7 @@
               <w:rPr>
                 <w:sz w:val="18"/>
               </w:rPr>
-              <w:t>3206 (12.5)</w:t>
+              <w:t>4031 (11.2)</w:t>
             </w:r>
           </w:p>
         </w:tc>
@@ -10642,7 +10642,7 @@
               <w:rPr>
                 <w:sz w:val="18"/>
               </w:rPr>
-              <w:t>0.58 (0.27–1.26)</w:t>
+              <w:t>0.61 (0.30–1.24)</w:t>
             </w:r>
           </w:p>
         </w:tc>

--- a/docs/HPV_supplementary_v2.docx
+++ b/docs/HPV_supplementary_v2.docx
@@ -5881,10 +5881,10 @@
         <w:rPr>
           <w:b/>
         </w:rPr>
-        <w:t>Supplementary Table S3</w:t>
+        <w:t>Supplementary Table S3A</w:t>
       </w:r>
       <w:r>
-        <w:t>. Age-stratified hazard ratios for Cohort B lesion recurrence across follow-up windows. Reported descriptively as an exploratory hypothesis-generating analysis; no inference is drawn from these subgroup estimates (see Manuscript Limitations).</w:t>
+        <w:t>. Age-stratified hazard ratios for Cohort B lesion recurrence across follow-up windows in the pre-specified age strata (&lt;40 / 40–49 / ≥50 years). Reported descriptively as an exploratory hypothesis-generating analysis; no inference is drawn from these subgroup estimates (see Manuscript Limitations).</w:t>
       </w:r>
     </w:p>
     <w:p/>
@@ -7614,6 +7614,654 @@
                 <w:sz w:val="18"/>
               </w:rPr>
               <w:t>0.065</w:t>
+            </w:r>
+          </w:p>
+        </w:tc>
+      </w:tr>
+    </w:tbl>
+    <w:p>
+      <w:r>
+        <w:br w:type="page"/>
+      </w:r>
+    </w:p>
+    <w:p>
+      <w:r>
+        <w:rPr>
+          <w:b/>
+        </w:rPr>
+        <w:t>Supplementary Table S3B</w:t>
+      </w:r>
+      <w:r>
+        <w:t>. Exploratory grid-search of overlapping age and follow-up windows for the Cohort B lesion-recurrence outcome (≈6,920 cell combinations of age_min, age_max, landmark, and max_fu_years). Reported for transparency around the post-hoc 30–52 y / 2-y window cell named in Manuscript Limitations. The full grid is supplied as Data/sensitivity_age_cutoff.csv. The Bonferroni-adjusted significance threshold for the family of 6,920 tests is α = 7.2 × 10⁻⁶; no cell — including the highlighted 30–52 y / 2-y cell — survives this correction. The table below reports the highlighted cell and the next five smallest-p non-degenerate cells; degenerate cells with zero vaccinated events (HR = ∞) are excluded.</w:t>
+      </w:r>
+    </w:p>
+    <w:p/>
+    <w:tbl>
+      <w:tblPr>
+        <w:tblStyle w:val="LightGrid-Accent1"/>
+        <w:tblW w:type="auto" w:w="0"/>
+        <w:tblLayout w:type="fixed"/>
+        <w:tblLook w:firstColumn="1" w:firstRow="1" w:lastColumn="0" w:lastRow="0" w:noHBand="0" w:noVBand="1" w:val="04A0"/>
+      </w:tblPr>
+      <w:tblGrid>
+        <w:gridCol w:w="1425"/>
+        <w:gridCol w:w="1425"/>
+        <w:gridCol w:w="1425"/>
+        <w:gridCol w:w="1425"/>
+        <w:gridCol w:w="1425"/>
+        <w:gridCol w:w="1425"/>
+        <w:gridCol w:w="1425"/>
+      </w:tblGrid>
+      <w:tr>
+        <w:tc>
+          <w:tcPr>
+            <w:tcW w:type="dxa" w:w="2880"/>
+            <w:vAlign w:val="center"/>
+          </w:tcPr>
+          <w:p>
+            <w:r/>
+            <w:r>
+              <w:rPr>
+                <w:b/>
+                <w:sz w:val="18"/>
+              </w:rPr>
+              <w:t>Cell (age range, landmark, FU window)</w:t>
+            </w:r>
+          </w:p>
+        </w:tc>
+        <w:tc>
+          <w:tcPr>
+            <w:tcW w:type="dxa" w:w="864"/>
+            <w:vAlign w:val="center"/>
+          </w:tcPr>
+          <w:p>
+            <w:r/>
+            <w:r>
+              <w:rPr>
+                <w:b/>
+                <w:sz w:val="18"/>
+              </w:rPr>
+              <w:t>n total</w:t>
+            </w:r>
+          </w:p>
+        </w:tc>
+        <w:tc>
+          <w:tcPr>
+            <w:tcW w:type="dxa" w:w="1224"/>
+            <w:vAlign w:val="center"/>
+          </w:tcPr>
+          <w:p>
+            <w:r/>
+            <w:r>
+              <w:rPr>
+                <w:b/>
+                <w:sz w:val="18"/>
+              </w:rPr>
+              <w:t>Vac events / N</w:t>
+            </w:r>
+          </w:p>
+        </w:tc>
+        <w:tc>
+          <w:tcPr>
+            <w:tcW w:type="dxa" w:w="1224"/>
+            <w:vAlign w:val="center"/>
+          </w:tcPr>
+          <w:p>
+            <w:r/>
+            <w:r>
+              <w:rPr>
+                <w:b/>
+                <w:sz w:val="18"/>
+              </w:rPr>
+              <w:t>Ctl events / N</w:t>
+            </w:r>
+          </w:p>
+        </w:tc>
+        <w:tc>
+          <w:tcPr>
+            <w:tcW w:type="dxa" w:w="1512"/>
+            <w:vAlign w:val="center"/>
+          </w:tcPr>
+          <w:p>
+            <w:r/>
+            <w:r>
+              <w:rPr>
+                <w:b/>
+                <w:sz w:val="18"/>
+              </w:rPr>
+              <w:t>HR (95% CI)</w:t>
+            </w:r>
+          </w:p>
+        </w:tc>
+        <w:tc>
+          <w:tcPr>
+            <w:tcW w:type="dxa" w:w="864"/>
+            <w:vAlign w:val="center"/>
+          </w:tcPr>
+          <w:p>
+            <w:r/>
+            <w:r>
+              <w:rPr>
+                <w:b/>
+                <w:sz w:val="18"/>
+              </w:rPr>
+              <w:t>nominal p</w:t>
+            </w:r>
+          </w:p>
+        </w:tc>
+        <w:tc>
+          <w:tcPr>
+            <w:tcW w:type="dxa" w:w="1224"/>
+            <w:vAlign w:val="center"/>
+          </w:tcPr>
+          <w:p>
+            <w:r/>
+            <w:r>
+              <w:rPr>
+                <w:b/>
+                <w:sz w:val="18"/>
+              </w:rPr>
+              <w:t>Bonferroni-adjusted p</w:t>
+            </w:r>
+          </w:p>
+        </w:tc>
+      </w:tr>
+      <w:tr>
+        <w:tc>
+          <w:tcPr>
+            <w:tcW w:type="dxa" w:w="2880"/>
+          </w:tcPr>
+          <w:p>
+            <w:r/>
+            <w:r>
+              <w:rPr>
+                <w:sz w:val="18"/>
+              </w:rPr>
+              <w:t>Highlighted: age 30–52 y, landmark 0 d, FU ≤2 y</w:t>
+            </w:r>
+          </w:p>
+        </w:tc>
+        <w:tc>
+          <w:tcPr>
+            <w:tcW w:type="dxa" w:w="864"/>
+          </w:tcPr>
+          <w:p>
+            <w:r/>
+            <w:r>
+              <w:rPr>
+                <w:sz w:val="18"/>
+              </w:rPr>
+              <w:t>802</w:t>
+            </w:r>
+          </w:p>
+        </w:tc>
+        <w:tc>
+          <w:tcPr>
+            <w:tcW w:type="dxa" w:w="1224"/>
+          </w:tcPr>
+          <w:p>
+            <w:r/>
+            <w:r>
+              <w:rPr>
+                <w:sz w:val="18"/>
+              </w:rPr>
+              <w:t>2 / 169</w:t>
+            </w:r>
+          </w:p>
+        </w:tc>
+        <w:tc>
+          <w:tcPr>
+            <w:tcW w:type="dxa" w:w="1224"/>
+          </w:tcPr>
+          <w:p>
+            <w:r/>
+            <w:r>
+              <w:rPr>
+                <w:sz w:val="18"/>
+              </w:rPr>
+              <w:t>31 / 633</w:t>
+            </w:r>
+          </w:p>
+        </w:tc>
+        <w:tc>
+          <w:tcPr>
+            <w:tcW w:type="dxa" w:w="1512"/>
+          </w:tcPr>
+          <w:p>
+            <w:r/>
+            <w:r>
+              <w:rPr>
+                <w:sz w:val="18"/>
+              </w:rPr>
+              <w:t>0.23 (0.06–0.96)</w:t>
+            </w:r>
+          </w:p>
+        </w:tc>
+        <w:tc>
+          <w:tcPr>
+            <w:tcW w:type="dxa" w:w="864"/>
+          </w:tcPr>
+          <w:p>
+            <w:r/>
+            <w:r>
+              <w:rPr>
+                <w:sz w:val="18"/>
+              </w:rPr>
+              <w:t>0.044</w:t>
+            </w:r>
+          </w:p>
+        </w:tc>
+        <w:tc>
+          <w:tcPr>
+            <w:tcW w:type="dxa" w:w="1224"/>
+          </w:tcPr>
+          <w:p>
+            <w:r/>
+            <w:r>
+              <w:rPr>
+                <w:sz w:val="18"/>
+              </w:rPr>
+              <w:t>1.000</w:t>
+            </w:r>
+          </w:p>
+        </w:tc>
+      </w:tr>
+      <w:tr>
+        <w:tc>
+          <w:tcPr>
+            <w:tcW w:type="dxa" w:w="2880"/>
+          </w:tcPr>
+          <w:p>
+            <w:r/>
+            <w:r>
+              <w:rPr>
+                <w:sz w:val="18"/>
+              </w:rPr>
+              <w:t>age 20–52 y, landmark 0 d, FU ≤2 y</w:t>
+            </w:r>
+          </w:p>
+        </w:tc>
+        <w:tc>
+          <w:tcPr>
+            <w:tcW w:type="dxa" w:w="864"/>
+          </w:tcPr>
+          <w:p>
+            <w:r/>
+            <w:r>
+              <w:rPr>
+                <w:sz w:val="18"/>
+              </w:rPr>
+              <w:t>1,046</w:t>
+            </w:r>
+          </w:p>
+        </w:tc>
+        <w:tc>
+          <w:tcPr>
+            <w:tcW w:type="dxa" w:w="1224"/>
+          </w:tcPr>
+          <w:p>
+            <w:r/>
+            <w:r>
+              <w:rPr>
+                <w:sz w:val="18"/>
+              </w:rPr>
+              <w:t>3 / 228</w:t>
+            </w:r>
+          </w:p>
+        </w:tc>
+        <w:tc>
+          <w:tcPr>
+            <w:tcW w:type="dxa" w:w="1224"/>
+          </w:tcPr>
+          <w:p>
+            <w:r/>
+            <w:r>
+              <w:rPr>
+                <w:sz w:val="18"/>
+              </w:rPr>
+              <w:t>35 / 818</w:t>
+            </w:r>
+          </w:p>
+        </w:tc>
+        <w:tc>
+          <w:tcPr>
+            <w:tcW w:type="dxa" w:w="1512"/>
+          </w:tcPr>
+          <w:p>
+            <w:r/>
+            <w:r>
+              <w:rPr>
+                <w:sz w:val="18"/>
+              </w:rPr>
+              <w:t>0.30 (0.09–0.97)</w:t>
+            </w:r>
+          </w:p>
+        </w:tc>
+        <w:tc>
+          <w:tcPr>
+            <w:tcW w:type="dxa" w:w="864"/>
+          </w:tcPr>
+          <w:p>
+            <w:r/>
+            <w:r>
+              <w:rPr>
+                <w:sz w:val="18"/>
+              </w:rPr>
+              <w:t>0.045</w:t>
+            </w:r>
+          </w:p>
+        </w:tc>
+        <w:tc>
+          <w:tcPr>
+            <w:tcW w:type="dxa" w:w="1224"/>
+          </w:tcPr>
+          <w:p>
+            <w:r/>
+            <w:r>
+              <w:rPr>
+                <w:sz w:val="18"/>
+              </w:rPr>
+              <w:t>1.000</w:t>
+            </w:r>
+          </w:p>
+        </w:tc>
+      </w:tr>
+      <w:tr>
+        <w:tc>
+          <w:tcPr>
+            <w:tcW w:type="dxa" w:w="2880"/>
+          </w:tcPr>
+          <w:p>
+            <w:r/>
+            <w:r>
+              <w:rPr>
+                <w:sz w:val="18"/>
+              </w:rPr>
+              <w:t>age 22–52 y, landmark 0 d, FU ≤2 y</w:t>
+            </w:r>
+          </w:p>
+        </w:tc>
+        <w:tc>
+          <w:tcPr>
+            <w:tcW w:type="dxa" w:w="864"/>
+          </w:tcPr>
+          <w:p>
+            <w:r/>
+            <w:r>
+              <w:rPr>
+                <w:sz w:val="18"/>
+              </w:rPr>
+              <w:t>1,029</w:t>
+            </w:r>
+          </w:p>
+        </w:tc>
+        <w:tc>
+          <w:tcPr>
+            <w:tcW w:type="dxa" w:w="1224"/>
+          </w:tcPr>
+          <w:p>
+            <w:r/>
+            <w:r>
+              <w:rPr>
+                <w:sz w:val="18"/>
+              </w:rPr>
+              <w:t>3 / 223</w:t>
+            </w:r>
+          </w:p>
+        </w:tc>
+        <w:tc>
+          <w:tcPr>
+            <w:tcW w:type="dxa" w:w="1224"/>
+          </w:tcPr>
+          <w:p>
+            <w:r/>
+            <w:r>
+              <w:rPr>
+                <w:sz w:val="18"/>
+              </w:rPr>
+              <w:t>35 / 806</w:t>
+            </w:r>
+          </w:p>
+        </w:tc>
+        <w:tc>
+          <w:tcPr>
+            <w:tcW w:type="dxa" w:w="1512"/>
+          </w:tcPr>
+          <w:p>
+            <w:r/>
+            <w:r>
+              <w:rPr>
+                <w:sz w:val="18"/>
+              </w:rPr>
+              <w:t>0.30 (0.09–0.98)</w:t>
+            </w:r>
+          </w:p>
+        </w:tc>
+        <w:tc>
+          <w:tcPr>
+            <w:tcW w:type="dxa" w:w="864"/>
+          </w:tcPr>
+          <w:p>
+            <w:r/>
+            <w:r>
+              <w:rPr>
+                <w:sz w:val="18"/>
+              </w:rPr>
+              <w:t>0.046</w:t>
+            </w:r>
+          </w:p>
+        </w:tc>
+        <w:tc>
+          <w:tcPr>
+            <w:tcW w:type="dxa" w:w="1224"/>
+          </w:tcPr>
+          <w:p>
+            <w:r/>
+            <w:r>
+              <w:rPr>
+                <w:sz w:val="18"/>
+              </w:rPr>
+              <w:t>1.000</w:t>
+            </w:r>
+          </w:p>
+        </w:tc>
+      </w:tr>
+      <w:tr>
+        <w:tc>
+          <w:tcPr>
+            <w:tcW w:type="dxa" w:w="2880"/>
+          </w:tcPr>
+          <w:p>
+            <w:r/>
+            <w:r>
+              <w:rPr>
+                <w:sz w:val="18"/>
+              </w:rPr>
+              <w:t>age 24–52 y, landmark 0 d, FU ≤2 y</w:t>
+            </w:r>
+          </w:p>
+        </w:tc>
+        <w:tc>
+          <w:tcPr>
+            <w:tcW w:type="dxa" w:w="864"/>
+          </w:tcPr>
+          <w:p>
+            <w:r/>
+            <w:r>
+              <w:rPr>
+                <w:sz w:val="18"/>
+              </w:rPr>
+              <w:t>1,013</w:t>
+            </w:r>
+          </w:p>
+        </w:tc>
+        <w:tc>
+          <w:tcPr>
+            <w:tcW w:type="dxa" w:w="1224"/>
+          </w:tcPr>
+          <w:p>
+            <w:r/>
+            <w:r>
+              <w:rPr>
+                <w:sz w:val="18"/>
+              </w:rPr>
+              <w:t>3 / 219</w:t>
+            </w:r>
+          </w:p>
+        </w:tc>
+        <w:tc>
+          <w:tcPr>
+            <w:tcW w:type="dxa" w:w="1224"/>
+          </w:tcPr>
+          <w:p>
+            <w:r/>
+            <w:r>
+              <w:rPr>
+                <w:sz w:val="18"/>
+              </w:rPr>
+              <w:t>35 / 794</w:t>
+            </w:r>
+          </w:p>
+        </w:tc>
+        <w:tc>
+          <w:tcPr>
+            <w:tcW w:type="dxa" w:w="1512"/>
+          </w:tcPr>
+          <w:p>
+            <w:r/>
+            <w:r>
+              <w:rPr>
+                <w:sz w:val="18"/>
+              </w:rPr>
+              <w:t>0.30 (0.09–0.98)</w:t>
+            </w:r>
+          </w:p>
+        </w:tc>
+        <w:tc>
+          <w:tcPr>
+            <w:tcW w:type="dxa" w:w="864"/>
+          </w:tcPr>
+          <w:p>
+            <w:r/>
+            <w:r>
+              <w:rPr>
+                <w:sz w:val="18"/>
+              </w:rPr>
+              <w:t>0.046</w:t>
+            </w:r>
+          </w:p>
+        </w:tc>
+        <w:tc>
+          <w:tcPr>
+            <w:tcW w:type="dxa" w:w="1224"/>
+          </w:tcPr>
+          <w:p>
+            <w:r/>
+            <w:r>
+              <w:rPr>
+                <w:sz w:val="18"/>
+              </w:rPr>
+              <w:t>1.000</w:t>
+            </w:r>
+          </w:p>
+        </w:tc>
+      </w:tr>
+      <w:tr>
+        <w:tc>
+          <w:tcPr>
+            <w:tcW w:type="dxa" w:w="2880"/>
+          </w:tcPr>
+          <w:p>
+            <w:r/>
+            <w:r>
+              <w:rPr>
+                <w:sz w:val="18"/>
+              </w:rPr>
+              <w:t>age 30–50 y, landmark 0 d, FU ≤2 y</w:t>
+            </w:r>
+          </w:p>
+        </w:tc>
+        <w:tc>
+          <w:tcPr>
+            <w:tcW w:type="dxa" w:w="864"/>
+          </w:tcPr>
+          <w:p>
+            <w:r/>
+            <w:r>
+              <w:rPr>
+                <w:sz w:val="18"/>
+              </w:rPr>
+              <w:t>765</w:t>
+            </w:r>
+          </w:p>
+        </w:tc>
+        <w:tc>
+          <w:tcPr>
+            <w:tcW w:type="dxa" w:w="1224"/>
+          </w:tcPr>
+          <w:p>
+            <w:r/>
+            <w:r>
+              <w:rPr>
+                <w:sz w:val="18"/>
+              </w:rPr>
+              <w:t>2 / 160</w:t>
+            </w:r>
+          </w:p>
+        </w:tc>
+        <w:tc>
+          <w:tcPr>
+            <w:tcW w:type="dxa" w:w="1224"/>
+          </w:tcPr>
+          <w:p>
+            <w:r/>
+            <w:r>
+              <w:rPr>
+                <w:sz w:val="18"/>
+              </w:rPr>
+              <w:t>30 / 605</w:t>
+            </w:r>
+          </w:p>
+        </w:tc>
+        <w:tc>
+          <w:tcPr>
+            <w:tcW w:type="dxa" w:w="1512"/>
+          </w:tcPr>
+          <w:p>
+            <w:r/>
+            <w:r>
+              <w:rPr>
+                <w:sz w:val="18"/>
+              </w:rPr>
+              <w:t>0.24 (0.06–1.00)</w:t>
+            </w:r>
+          </w:p>
+        </w:tc>
+        <w:tc>
+          <w:tcPr>
+            <w:tcW w:type="dxa" w:w="864"/>
+          </w:tcPr>
+          <w:p>
+            <w:r/>
+            <w:r>
+              <w:rPr>
+                <w:sz w:val="18"/>
+              </w:rPr>
+              <w:t>0.050</w:t>
+            </w:r>
+          </w:p>
+        </w:tc>
+        <w:tc>
+          <w:tcPr>
+            <w:tcW w:type="dxa" w:w="1224"/>
+          </w:tcPr>
+          <w:p>
+            <w:r/>
+            <w:r>
+              <w:rPr>
+                <w:sz w:val="18"/>
+              </w:rPr>
+              <w:t>1.000</w:t>
             </w:r>
           </w:p>
         </w:tc>

--- a/docs/HPV_supplementary_v2.docx
+++ b/docs/HPV_supplementary_v2.docx
@@ -382,7 +382,7 @@
       <w:r>
         <w:drawing>
           <wp:inline xmlns:a="http://schemas.openxmlformats.org/drawingml/2006/main" xmlns:pic="http://schemas.openxmlformats.org/drawingml/2006/picture">
-            <wp:extent cx="5486400" cy="3956351"/>
+            <wp:extent cx="5486400" cy="3803439"/>
             <wp:docPr id="8" name="Picture 8"/>
             <wp:cNvGraphicFramePr>
               <a:graphicFrameLocks noChangeAspect="1"/>
@@ -403,7 +403,7 @@
                   <pic:spPr>
                     <a:xfrm>
                       <a:off x="0" y="0"/>
-                      <a:ext cx="5486400" cy="3956351"/>
+                      <a:ext cx="5486400" cy="3803439"/>
                     </a:xfrm>
                     <a:prstGeom prst="rect"/>
                   </pic:spPr>
@@ -15932,7 +15932,7 @@
               <w:rPr>
                 <w:sz w:val="18"/>
               </w:rPr>
-              <w:t>Single negative test (sensitivity, v3)</w:t>
+              <w:t>Single negative test (sensitivity, v3; shared sample)</w:t>
             </w:r>
           </w:p>
         </w:tc>
@@ -15946,7 +15946,7 @@
               <w:rPr>
                 <w:sz w:val="18"/>
               </w:rPr>
-              <w:t>42/91</w:t>
+              <w:t>42/92</w:t>
             </w:r>
           </w:p>
         </w:tc>
@@ -15960,7 +15960,7 @@
               <w:rPr>
                 <w:sz w:val="18"/>
               </w:rPr>
-              <w:t>42/137</w:t>
+              <w:t>42/141</w:t>
             </w:r>
           </w:p>
         </w:tc>
@@ -15974,7 +15974,7 @@
               <w:rPr>
                 <w:sz w:val="18"/>
               </w:rPr>
-              <w:t>1.67 (1.11–2.50)</w:t>
+              <w:t>1.69 (1.14–2.52)</w:t>
             </w:r>
           </w:p>
         </w:tc>
@@ -15988,7 +15988,7 @@
               <w:rPr>
                 <w:sz w:val="18"/>
               </w:rPr>
-              <w:t>0.014</w:t>
+              <w:t>0.009</w:t>
             </w:r>
           </w:p>
         </w:tc>
